--- a/Shreyu_Umapathy_Resume.docx
+++ b/Shreyu_Umapathy_Resume.docx
@@ -1,6 +1,6 @@
 
 <file path=word/document.xml><?xml version="1.0" encoding="utf-8"?>
-<w:document xmlns:wpc="http://schemas.microsoft.com/office/word/2010/wordprocessingCanvas" xmlns:cx="http://schemas.microsoft.com/office/drawing/2014/chartex" xmlns:cx1="http://schemas.microsoft.com/office/drawing/2015/9/8/chartex" xmlns:cx2="http://schemas.microsoft.com/office/drawing/2015/10/21/chartex" xmlns:cx3="http://schemas.microsoft.com/office/drawing/2016/5/9/chartex" xmlns:cx4="http://schemas.microsoft.com/office/drawing/2016/5/10/chartex" xmlns:cx5="http://schemas.microsoft.com/office/drawing/2016/5/11/chartex" xmlns:cx6="http://schemas.microsoft.com/office/drawing/2016/5/12/chartex" xmlns:cx7="http://schemas.microsoft.com/office/drawing/2016/5/13/chartex" xmlns:cx8="http://schemas.microsoft.com/office/drawing/2016/5/14/chartex" xmlns:mc="http://schemas.openxmlformats.org/markup-compatibility/2006" xmlns:m="http://schemas.openxmlformats.org/officeDocument/2006/math" xmlns:aink="http://schemas.microsoft.com/office/drawing/2016/ink" xmlns:am3d="http://schemas.microsoft.com/office/drawing/2017/model3d" xmlns:oel="http://schemas.microsoft.com/office/2019/extlst" xmlns:r="http://schemas.openxmlformats.org/officeDocument/2006/relationships" xmlns:wp14="http://schemas.microsoft.com/office/word/2010/wordprocessingDrawing" xmlns:wp="http://schemas.openxmlformats.org/drawingml/2006/wordprocessingDrawing" xmlns:wpg="http://schemas.microsoft.com/office/word/2010/wordprocessingGroup" xmlns:wpi="http://schemas.microsoft.com/office/word/2010/wordprocessingInk" xmlns:wps="http://schemas.microsoft.com/office/word/2010/wordprocessingShape" xmlns:o="urn:schemas-microsoft-com:office:office" xmlns:v="urn:schemas-microsoft-com:vml" xmlns:w10="urn:schemas-microsoft-com:office:word" xmlns:w="http://schemas.openxmlformats.org/wordprocessingml/2006/main" xmlns:w14="http://schemas.microsoft.com/office/word/2010/wordml" xmlns:w15="http://schemas.microsoft.com/office/word/2012/wordml" xmlns:w16cex="http://schemas.microsoft.com/office/word/2018/wordml/cex" xmlns:w16cid="http://schemas.microsoft.com/office/word/2016/wordml/cid" xmlns:w16="http://schemas.microsoft.com/office/word/2018/wordml" xmlns:w16sdtdh="http://schemas.microsoft.com/office/word/2020/wordml/sdtdatahash" xmlns:w16sdtfl="http://schemas.microsoft.com/office/word/2024/wordml/sdtformatlock" xmlns:w16se="http://schemas.microsoft.com/office/word/2015/wordml/symex" xmlns:w16du="http://schemas.microsoft.com/office/word/2023/wordml/word16du" xmlns:wne="http://schemas.microsoft.com/office/word/2006/wordml" mc:Ignorable="w14 w15 w16se w16cid w16 w16cex w16sdtdh w16sdtfl w16du wp14">
+<w:document xmlns:wpc="http://schemas.microsoft.com/office/word/2010/wordprocessingCanvas" xmlns:cx="http://schemas.microsoft.com/office/drawing/2014/chartex" xmlns:cx1="http://schemas.microsoft.com/office/drawing/2015/9/8/chartex" xmlns:cx2="http://schemas.microsoft.com/office/drawing/2015/10/21/chartex" xmlns:cx3="http://schemas.microsoft.com/office/drawing/2016/5/9/chartex" xmlns:cx4="http://schemas.microsoft.com/office/drawing/2016/5/10/chartex" xmlns:cx5="http://schemas.microsoft.com/office/drawing/2016/5/11/chartex" xmlns:cx6="http://schemas.microsoft.com/office/drawing/2016/5/12/chartex" xmlns:cx7="http://schemas.microsoft.com/office/drawing/2016/5/13/chartex" xmlns:cx8="http://schemas.microsoft.com/office/drawing/2016/5/14/chartex" xmlns:mc="http://schemas.openxmlformats.org/markup-compatibility/2006" xmlns:m="http://schemas.openxmlformats.org/officeDocument/2006/math" xmlns:aink="http://schemas.microsoft.com/office/drawing/2016/ink" xmlns:am3d="http://schemas.microsoft.com/office/drawing/2017/model3d" xmlns:oel="http://schemas.microsoft.com/office/2019/extlst" xmlns:r="http://schemas.openxmlformats.org/officeDocument/2006/relationships" xmlns:wp14="http://schemas.microsoft.com/office/word/2010/wordprocessingDrawing" xmlns:wp="http://schemas.openxmlformats.org/drawingml/2006/wordprocessingDrawing" xmlns:wpg="http://schemas.microsoft.com/office/word/2010/wordprocessingGroup" xmlns:wpi="http://schemas.microsoft.com/office/word/2010/wordprocessingInk" xmlns:wps="http://schemas.microsoft.com/office/word/2010/wordprocessingShape" xmlns:o="urn:schemas-microsoft-com:office:office" xmlns:v="urn:schemas-microsoft-com:vml" xmlns:w10="urn:schemas-microsoft-com:office:word" xmlns:w="http://schemas.openxmlformats.org/wordprocessingml/2006/main" xmlns:w14="http://schemas.microsoft.com/office/word/2010/wordml" xmlns:w15="http://schemas.microsoft.com/office/word/2012/wordml" xmlns:w16cei="http://schemas.microsoft.com/office/word/2026/wordml/cei" xmlns:w16cex="http://schemas.microsoft.com/office/word/2018/wordml/cex" xmlns:w16cid="http://schemas.microsoft.com/office/word/2016/wordml/cid" xmlns:w16="http://schemas.microsoft.com/office/word/2018/wordml" xmlns:w16sdtdh="http://schemas.microsoft.com/office/word/2020/wordml/sdtdatahash" xmlns:w16sdtfl="http://schemas.microsoft.com/office/word/2024/wordml/sdtformatlock" xmlns:w16se="http://schemas.microsoft.com/office/word/2015/wordml/symex" xmlns:w16du="http://schemas.microsoft.com/office/word/2023/wordml/word16du" xmlns:wne="http://schemas.microsoft.com/office/word/2006/wordml" mc:Ignorable="w14 w15 w16se w16cid w16 w16cex w16sdtdh w16sdtfl w16du wp14">
   <w:background w:color="FFFFFF"/>
   <w:body>
     <w:p>
@@ -200,7 +200,79 @@
           <w:sz w:val="21"/>
           <w:szCs w:val="21"/>
         </w:rPr>
-        <w:t xml:space="preserve">Quantitative Health Analyst with an MPH in Epidemiology and Biostatistics and a professional background in real-world data (RWD) analysis, advanced statistical modeling, and regulatory compliance. Proven track record of leveraging R, SAS, and SQL to transform complex healthcare datasets and clinical outcomes into actionable, data-driven insights. Expert in utilizing multivariable regression and predictive modeling to evaluate health trends, manage data quality control, and translate complex statistical findings for cross-functional stakeholders and executive leadership. </w:t>
+        <w:t>Quantitative Health Analyst with an MPH in Epidemiology and Biostatistics and a professional background in real-world data (RWD) analysis, statistical modeling, and regulatory compliance. Proven track record of leveraging R,</w:t>
+      </w:r>
+      <w:r>
+        <w:rPr>
+          <w:rFonts w:ascii="Times New Roman" w:hAnsi="Times New Roman" w:cs="Times New Roman"/>
+          <w:b w:val="0"/>
+          <w:bCs w:val="0"/>
+          <w:caps w:val="0"/>
+          <w:color w:val="000000" w:themeColor="text1"/>
+          <w:sz w:val="21"/>
+          <w:szCs w:val="21"/>
+        </w:rPr>
+        <w:t xml:space="preserve"> </w:t>
+      </w:r>
+      <w:r>
+        <w:rPr>
+          <w:rFonts w:ascii="Times New Roman" w:hAnsi="Times New Roman" w:cs="Times New Roman"/>
+          <w:b w:val="0"/>
+          <w:bCs w:val="0"/>
+          <w:caps w:val="0"/>
+          <w:color w:val="000000" w:themeColor="text1"/>
+          <w:sz w:val="21"/>
+          <w:szCs w:val="21"/>
+        </w:rPr>
+        <w:t>SQL</w:t>
+      </w:r>
+      <w:r>
+        <w:rPr>
+          <w:rFonts w:ascii="Times New Roman" w:hAnsi="Times New Roman" w:cs="Times New Roman"/>
+          <w:b w:val="0"/>
+          <w:bCs w:val="0"/>
+          <w:caps w:val="0"/>
+          <w:color w:val="000000" w:themeColor="text1"/>
+          <w:sz w:val="21"/>
+          <w:szCs w:val="21"/>
+        </w:rPr>
+        <w:t>, and SAS</w:t>
+      </w:r>
+      <w:r>
+        <w:rPr>
+          <w:rFonts w:ascii="Times New Roman" w:hAnsi="Times New Roman" w:cs="Times New Roman"/>
+          <w:b w:val="0"/>
+          <w:bCs w:val="0"/>
+          <w:caps w:val="0"/>
+          <w:color w:val="000000" w:themeColor="text1"/>
+          <w:sz w:val="21"/>
+          <w:szCs w:val="21"/>
+        </w:rPr>
+        <w:t xml:space="preserve"> to transform complex healthcare datasets and clinical outcomes into actionable, data-driven insights. </w:t>
+      </w:r>
+      <w:r>
+        <w:rPr>
+          <w:rFonts w:ascii="Times New Roman" w:hAnsi="Times New Roman" w:cs="Times New Roman"/>
+          <w:b w:val="0"/>
+          <w:bCs w:val="0"/>
+          <w:caps w:val="0"/>
+          <w:color w:val="000000" w:themeColor="text1"/>
+          <w:sz w:val="21"/>
+          <w:szCs w:val="21"/>
+        </w:rPr>
+        <w:t>Skilled</w:t>
+      </w:r>
+      <w:r>
+        <w:rPr>
+          <w:rFonts w:ascii="Times New Roman" w:hAnsi="Times New Roman" w:cs="Times New Roman"/>
+          <w:b w:val="0"/>
+          <w:bCs w:val="0"/>
+          <w:caps w:val="0"/>
+          <w:color w:val="000000" w:themeColor="text1"/>
+          <w:sz w:val="21"/>
+          <w:szCs w:val="21"/>
+        </w:rPr>
+        <w:t xml:space="preserve"> in utilizing multivariable regression and predictive modeling to evaluate health trends, manage data quality control, and translate complex statistical findings for executive leadership. </w:t>
       </w:r>
     </w:p>
     <w:p>
@@ -300,80 +372,74 @@
     </w:p>
     <w:p>
       <w:pPr>
-        <w:pStyle w:val="ListParagraph"/>
         <w:numPr>
           <w:ilvl w:val="0"/>
-          <w:numId w:val="11"/>
+          <w:numId w:val="18"/>
         </w:numPr>
         <w:spacing w:line="240" w:lineRule="auto"/>
-        <w:ind w:left="360"/>
-        <w:rPr>
-          <w:rFonts w:ascii="Times New Roman" w:hAnsi="Times New Roman" w:cs="Times New Roman"/>
-          <w:color w:val="000000" w:themeColor="text1"/>
-          <w:sz w:val="21"/>
-          <w:szCs w:val="21"/>
-        </w:rPr>
-      </w:pPr>
-      <w:r>
-        <w:rPr>
-          <w:rFonts w:ascii="Times New Roman" w:hAnsi="Times New Roman" w:cs="Times New Roman"/>
-          <w:color w:val="000000" w:themeColor="text1"/>
-          <w:sz w:val="21"/>
-          <w:szCs w:val="21"/>
-        </w:rPr>
-        <w:t>Engineered predictive data visualizations and neural network models using R and Python across complex geospatial climate datasets to accurately estimate vector distribution patterns.</w:t>
+        <w:rPr>
+          <w:rFonts w:ascii="Times New Roman" w:eastAsia="Times New Roman" w:hAnsi="Times New Roman" w:cs="Times New Roman"/>
+          <w:color w:val="000000"/>
+          <w:sz w:val="21"/>
+          <w:szCs w:val="21"/>
+        </w:rPr>
+      </w:pPr>
+      <w:r>
+        <w:rPr>
+          <w:rFonts w:ascii="Times New Roman" w:eastAsia="Times New Roman" w:hAnsi="Times New Roman" w:cs="Times New Roman"/>
+          <w:color w:val="000000"/>
+          <w:sz w:val="21"/>
+          <w:szCs w:val="21"/>
+        </w:rPr>
+        <w:t>Cleaned and prepared a decade of tick surveillance data and climate data in Excel and R, creating reproducible model inputs for a forecasting pipeline.</w:t>
       </w:r>
     </w:p>
     <w:p>
       <w:pPr>
-        <w:pStyle w:val="ListParagraph"/>
         <w:numPr>
           <w:ilvl w:val="0"/>
-          <w:numId w:val="11"/>
+          <w:numId w:val="18"/>
         </w:numPr>
         <w:spacing w:line="240" w:lineRule="auto"/>
-        <w:ind w:left="360"/>
-        <w:rPr>
-          <w:rFonts w:ascii="Times New Roman" w:hAnsi="Times New Roman" w:cs="Times New Roman"/>
-          <w:color w:val="000000" w:themeColor="text1"/>
-          <w:sz w:val="21"/>
-          <w:szCs w:val="21"/>
-        </w:rPr>
-      </w:pPr>
-      <w:r>
-        <w:rPr>
-          <w:rFonts w:ascii="Times New Roman" w:hAnsi="Times New Roman" w:cs="Times New Roman"/>
-          <w:color w:val="000000" w:themeColor="text1"/>
-          <w:sz w:val="21"/>
-          <w:szCs w:val="21"/>
-        </w:rPr>
-        <w:t>Synthesized and presented modeling findings during weekly multidisciplinary briefs to align predictive data outcomes with current public health literature and inform director-level decision-making.</w:t>
+        <w:rPr>
+          <w:rFonts w:ascii="Times New Roman" w:eastAsia="Times New Roman" w:hAnsi="Times New Roman" w:cs="Times New Roman"/>
+          <w:color w:val="000000"/>
+          <w:sz w:val="21"/>
+          <w:szCs w:val="21"/>
+        </w:rPr>
+      </w:pPr>
+      <w:r>
+        <w:rPr>
+          <w:rFonts w:ascii="Times New Roman" w:eastAsia="Times New Roman" w:hAnsi="Times New Roman" w:cs="Times New Roman"/>
+          <w:color w:val="000000"/>
+          <w:sz w:val="21"/>
+          <w:szCs w:val="21"/>
+        </w:rPr>
+        <w:t>Trained a neural-network model via a Python-based modeling pipeline and generated tick-presence forecasts across the U.S. Northeast, identifying areas of elevated Lyme disease risk.</w:t>
       </w:r>
     </w:p>
     <w:p>
       <w:pPr>
-        <w:pStyle w:val="ListParagraph"/>
         <w:numPr>
           <w:ilvl w:val="0"/>
-          <w:numId w:val="11"/>
+          <w:numId w:val="18"/>
         </w:numPr>
-        <w:spacing w:line="360" w:lineRule="auto"/>
-        <w:ind w:left="360"/>
-        <w:rPr>
-          <w:rFonts w:ascii="Times New Roman" w:hAnsi="Times New Roman" w:cs="Times New Roman"/>
-          <w:color w:val="000000" w:themeColor="text1"/>
-          <w:sz w:val="21"/>
-          <w:szCs w:val="21"/>
-        </w:rPr>
-      </w:pPr>
-      <w:r>
-        <w:rPr>
-          <w:rFonts w:ascii="Times New Roman" w:hAnsi="Times New Roman" w:cs="Times New Roman"/>
-          <w:color w:val="000000" w:themeColor="text1"/>
-          <w:sz w:val="21"/>
-          <w:szCs w:val="21"/>
-        </w:rPr>
-        <w:t>Managed data preprocessing, quality controls, and geospatial file transformation pipelines, increasing reproducibility.</w:t>
+        <w:spacing w:line="240" w:lineRule="auto"/>
+        <w:rPr>
+          <w:rFonts w:ascii="Times New Roman" w:eastAsia="Times New Roman" w:hAnsi="Times New Roman" w:cs="Times New Roman"/>
+          <w:color w:val="000000"/>
+          <w:sz w:val="21"/>
+          <w:szCs w:val="21"/>
+        </w:rPr>
+      </w:pPr>
+      <w:r>
+        <w:rPr>
+          <w:rFonts w:ascii="Times New Roman" w:eastAsia="Times New Roman" w:hAnsi="Times New Roman" w:cs="Times New Roman"/>
+          <w:color w:val="000000"/>
+          <w:sz w:val="21"/>
+          <w:szCs w:val="21"/>
+        </w:rPr>
+        <w:t>Presented forecasting results to the Evolutionary Health Group at the CUNY Graduate School of Public Health &amp; Health Policy, discussing mitigation strategies such as targeted Lyme disease surveillance in high-risk areas.</w:t>
       </w:r>
     </w:p>
     <w:p>
@@ -397,7 +463,29 @@
           <w:sz w:val="21"/>
           <w:szCs w:val="21"/>
         </w:rPr>
-        <w:t>Medical Scribe | Dec 2024 - Sept 2025</w:t>
+        <w:t>Clinical Operations Analyst &amp;</w:t>
+      </w:r>
+      <w:r>
+        <w:rPr>
+          <w:rFonts w:ascii="Times New Roman" w:hAnsi="Times New Roman" w:cs="Times New Roman"/>
+          <w:b/>
+          <w:bCs/>
+          <w:color w:val="000000" w:themeColor="text1"/>
+          <w:sz w:val="21"/>
+          <w:szCs w:val="21"/>
+        </w:rPr>
+        <w:t xml:space="preserve"> </w:t>
+      </w:r>
+      <w:r>
+        <w:rPr>
+          <w:rFonts w:ascii="Times New Roman" w:hAnsi="Times New Roman" w:cs="Times New Roman"/>
+          <w:b/>
+          <w:bCs/>
+          <w:color w:val="000000" w:themeColor="text1"/>
+          <w:sz w:val="21"/>
+          <w:szCs w:val="21"/>
+        </w:rPr>
+        <w:t>Scribe | Dec 2024 - Sept 2025</w:t>
       </w:r>
     </w:p>
     <w:p>
@@ -540,28 +628,26 @@
     </w:p>
     <w:p>
       <w:pPr>
-        <w:pStyle w:val="a"/>
         <w:numPr>
           <w:ilvl w:val="0"/>
-          <w:numId w:val="11"/>
+          <w:numId w:val="18"/>
         </w:numPr>
-        <w:spacing w:line="276" w:lineRule="auto"/>
-        <w:ind w:left="360"/>
-        <w:rPr>
-          <w:rFonts w:ascii="Times New Roman" w:hAnsi="Times New Roman" w:cs="Times New Roman"/>
-          <w:color w:val="000000" w:themeColor="text1"/>
-          <w:sz w:val="21"/>
-          <w:szCs w:val="21"/>
-        </w:rPr>
-      </w:pPr>
-      <w:r>
-        <w:rPr>
-          <w:rFonts w:ascii="Times New Roman" w:hAnsi="Times New Roman" w:cs="Times New Roman"/>
-          <w:color w:val="000000" w:themeColor="text1"/>
-          <w:sz w:val="21"/>
-          <w:szCs w:val="21"/>
-        </w:rPr>
-        <w:t>Partnered with clinical leadership to optimize healthcare delivery operations across 25+ daily patient encounters; designed structured documentation templates that improved reporting efficiency by 15%.</w:t>
+        <w:spacing w:before="30" w:after="30" w:line="240" w:lineRule="auto"/>
+        <w:rPr>
+          <w:rFonts w:ascii="Times New Roman" w:eastAsia="Times New Roman" w:hAnsi="Times New Roman" w:cs="Times New Roman"/>
+          <w:color w:val="000000"/>
+          <w:sz w:val="21"/>
+          <w:szCs w:val="21"/>
+        </w:rPr>
+      </w:pPr>
+      <w:r>
+        <w:rPr>
+          <w:rFonts w:ascii="Times New Roman" w:eastAsia="Times New Roman" w:hAnsi="Times New Roman" w:cs="Times New Roman"/>
+          <w:color w:val="000000"/>
+          <w:sz w:val="21"/>
+          <w:szCs w:val="21"/>
+        </w:rPr>
+        <w:t>Designed and optimized structured data-entry templates in Epic that improved report creating time by 45% across 25+ daily patient encounters in a high-volume academic medical center.</w:t>
       </w:r>
     </w:p>
     <w:p>
@@ -670,40 +756,39 @@
       </w:pPr>
       <w:r>
         <w:rPr>
-          <w:rFonts w:ascii="Times New Roman" w:hAnsi="Times New Roman" w:cs="Times New Roman"/>
-          <w:color w:val="000000" w:themeColor="text1"/>
-          <w:sz w:val="21"/>
-          <w:szCs w:val="21"/>
-        </w:rPr>
-        <w:t>Developed interactive </w:t>
-      </w:r>
-      <w:r>
-        <w:rPr>
-          <w:rFonts w:ascii="Times New Roman" w:hAnsi="Times New Roman" w:cs="Times New Roman"/>
-          <w:color w:val="000000" w:themeColor="text1"/>
-          <w:sz w:val="21"/>
-          <w:szCs w:val="21"/>
-        </w:rPr>
-        <w:t>Tableau</w:t>
-      </w:r>
-      <w:r>
-        <w:rPr>
-          <w:rFonts w:ascii="Times New Roman" w:hAnsi="Times New Roman" w:cs="Times New Roman"/>
-          <w:color w:val="000000" w:themeColor="text1"/>
-          <w:sz w:val="21"/>
-          <w:szCs w:val="21"/>
-        </w:rPr>
-        <w:t> dashboards to translate complex behavioral research data into actionable comparisons, facilitating executive decision-making.</w:t>
+          <w:rFonts w:ascii="Times New Roman" w:eastAsia="Times New Roman" w:hAnsi="Times New Roman" w:cs="Times New Roman"/>
+          <w:color w:val="000000"/>
+          <w:sz w:val="21"/>
+          <w:szCs w:val="21"/>
+        </w:rPr>
+        <w:t xml:space="preserve">Cleaned behavioral data from mouse models in R and built interactive Tableau dashboards that visualized experimental comparisons for the lab's </w:t>
+      </w:r>
+      <w:r>
+        <w:rPr>
+          <w:rFonts w:ascii="Times New Roman" w:eastAsia="Times New Roman" w:hAnsi="Times New Roman" w:cs="Times New Roman"/>
+          <w:color w:val="000000"/>
+          <w:sz w:val="21"/>
+          <w:szCs w:val="21"/>
+        </w:rPr>
+        <w:t>grant</w:t>
+      </w:r>
+      <w:r>
+        <w:rPr>
+          <w:rFonts w:ascii="Times New Roman" w:eastAsia="Times New Roman" w:hAnsi="Times New Roman" w:cs="Times New Roman"/>
+          <w:color w:val="000000"/>
+          <w:sz w:val="21"/>
+          <w:szCs w:val="21"/>
+        </w:rPr>
+        <w:t xml:space="preserve"> proposal.</w:t>
       </w:r>
     </w:p>
     <w:p>
       <w:pPr>
-        <w:pStyle w:val="a2"/>
         <w:numPr>
           <w:ilvl w:val="0"/>
           <w:numId w:val="11"/>
         </w:numPr>
-        <w:spacing w:line="240" w:lineRule="auto"/>
+        <w:spacing w:before="60" w:after="60" w:line="240" w:lineRule="auto"/>
         <w:ind w:left="360"/>
         <w:rPr>
           <w:rFonts w:ascii="Times New Roman" w:hAnsi="Times New Roman" w:cs="Times New Roman"/>
@@ -714,20 +799,14 @@
       </w:pPr>
       <w:r>
         <w:rPr>
-          <w:rFonts w:ascii="Times New Roman" w:hAnsi="Times New Roman" w:cs="Times New Roman"/>
-          <w:color w:val="000000" w:themeColor="text1"/>
-          <w:sz w:val="21"/>
-          <w:szCs w:val="21"/>
-        </w:rPr>
-        <w:t>Managed clinical database administration and data cleaning protocols in REDCap, maintaining database integrity and audit histories to ensure readiness for institutional IRB reviews and federal regulatory audits.</w:t>
-      </w:r>
-      <w:r>
-        <w:rPr>
-          <w:rFonts w:ascii="Times New Roman" w:hAnsi="Times New Roman" w:cs="Times New Roman"/>
-          <w:color w:val="000000" w:themeColor="text1"/>
-          <w:sz w:val="21"/>
-          <w:szCs w:val="21"/>
-        </w:rPr>
+          <w:rFonts w:ascii="Times New Roman" w:eastAsia="Times New Roman" w:hAnsi="Times New Roman" w:cs="Times New Roman"/>
+          <w:color w:val="000000"/>
+          <w:sz w:val="21"/>
+          <w:szCs w:val="21"/>
+        </w:rPr>
+        <w:t>Managed clinical database administration in REDCap, maintaining database integrity and audit histories to ensure readiness for institutional IRB reviews and federal regulatory audits.</w:t>
+      </w:r>
+      <w:r>
         <w:ptab w:relativeTo="margin" w:alignment="right" w:leader="none"/>
       </w:r>
     </w:p>
@@ -774,7 +853,18 @@
           <w:sz w:val="21"/>
           <w:szCs w:val="21"/>
         </w:rPr>
-        <w:t>Augusta University | Augusta, GA</w:t>
+        <w:t>Augusta University | Augusta, G</w:t>
+      </w:r>
+      <w:r>
+        <w:rPr>
+          <w:rFonts w:ascii="Times New Roman" w:hAnsi="Times New Roman" w:cs="Times New Roman"/>
+          <w:i/>
+          <w:iCs/>
+          <w:color w:val="000000" w:themeColor="text1"/>
+          <w:sz w:val="21"/>
+          <w:szCs w:val="21"/>
+        </w:rPr>
+        <w:t>A</w:t>
       </w:r>
     </w:p>
     <w:p>
@@ -1103,21 +1193,57 @@
       <w:pPr>
         <w:spacing w:after="60" w:line="240" w:lineRule="auto"/>
         <w:rPr>
-          <w:rFonts w:ascii="Times New Roman" w:hAnsi="Times New Roman" w:cs="Times New Roman"/>
-          <w:color w:val="000000" w:themeColor="text1"/>
-          <w:sz w:val="21"/>
-          <w:szCs w:val="21"/>
-        </w:rPr>
-      </w:pPr>
-      <w:r>
-        <w:rPr>
-          <w:rFonts w:ascii="Times New Roman" w:hAnsi="Times New Roman" w:cs="Times New Roman"/>
-          <w:color w:val="000000" w:themeColor="text1"/>
-          <w:sz w:val="21"/>
-          <w:szCs w:val="21"/>
-        </w:rPr>
-        <w:t>Fieldwork |</w:t>
-      </w:r>
+          <w:rFonts w:ascii="Times New Roman" w:eastAsia="Times New Roman" w:hAnsi="Times New Roman" w:cs="Times New Roman"/>
+          <w:color w:val="000000"/>
+          <w:sz w:val="21"/>
+          <w:szCs w:val="21"/>
+        </w:rPr>
+      </w:pPr>
+      <w:r>
+        <w:rPr>
+          <w:rFonts w:ascii="Times New Roman" w:eastAsia="Times New Roman" w:hAnsi="Times New Roman" w:cs="Times New Roman"/>
+          <w:color w:val="000000"/>
+          <w:sz w:val="21"/>
+          <w:szCs w:val="21"/>
+        </w:rPr>
+        <w:t>HNSCC Radiotherapy Cohort: Survival Analysis | R, data visualization</w:t>
+      </w:r>
+    </w:p>
+    <w:p>
+      <w:pPr>
+        <w:numPr>
+          <w:ilvl w:val="0"/>
+          <w:numId w:val="19"/>
+        </w:numPr>
+        <w:spacing w:after="60" w:line="240" w:lineRule="auto"/>
+        <w:ind w:left="360"/>
+        <w:rPr>
+          <w:rFonts w:ascii="Times New Roman" w:eastAsia="Times New Roman" w:hAnsi="Times New Roman" w:cs="Times New Roman"/>
+          <w:color w:val="000000"/>
+          <w:sz w:val="21"/>
+          <w:szCs w:val="21"/>
+        </w:rPr>
+      </w:pPr>
+      <w:r>
+        <w:rPr>
+          <w:rFonts w:ascii="Times New Roman" w:eastAsia="Times New Roman" w:hAnsi="Times New Roman" w:cs="Times New Roman"/>
+          <w:color w:val="000000"/>
+          <w:sz w:val="21"/>
+          <w:szCs w:val="21"/>
+        </w:rPr>
+        <w:t>Conducted a survival analysis of a head-and-neck cancer cohort in R (Kaplan-Meier, Cox proportional-hazards, DAG-based confounding adjustment), demonstrating that a crude smoking-mortality association was fully explained by age confounding after adjustment.</w:t>
+      </w:r>
+    </w:p>
+    <w:p>
+      <w:pPr>
+        <w:spacing w:after="60" w:line="276" w:lineRule="auto"/>
+        <w:rPr>
+          <w:rFonts w:ascii="Times New Roman" w:hAnsi="Times New Roman" w:cs="Times New Roman"/>
+          <w:color w:val="000000" w:themeColor="text1"/>
+          <w:sz w:val="21"/>
+          <w:szCs w:val="21"/>
+        </w:rPr>
+      </w:pPr>
       <w:r>
         <w:rPr>
           <w:rFonts w:ascii="Times New Roman" w:hAnsi="Times New Roman" w:cs="Times New Roman"/>
@@ -1127,16 +1253,40 @@
           <w:sz w:val="21"/>
           <w:szCs w:val="21"/>
         </w:rPr>
+        <w:t>Graduate Certificate in Biomedical Regulatory Sciences (with PharmD Coursework)  | Aug 2023 – Dec 2024</w:t>
+      </w:r>
+      <w:r>
+        <w:rPr>
+          <w:rFonts w:ascii="Times New Roman" w:hAnsi="Times New Roman" w:cs="Times New Roman"/>
+          <w:color w:val="000000" w:themeColor="text1"/>
+          <w:sz w:val="21"/>
+          <w:szCs w:val="21"/>
+        </w:rPr>
         <w:t xml:space="preserve"> </w:t>
       </w:r>
-      <w:r>
-        <w:rPr>
-          <w:rFonts w:ascii="Times New Roman" w:hAnsi="Times New Roman" w:cs="Times New Roman"/>
-          <w:color w:val="000000" w:themeColor="text1"/>
-          <w:sz w:val="21"/>
-          <w:szCs w:val="21"/>
-        </w:rPr>
-        <w:t>Geospatial Forecasting</w:t>
+    </w:p>
+    <w:p>
+      <w:pPr>
+        <w:spacing w:after="60" w:line="240" w:lineRule="auto"/>
+        <w:rPr>
+          <w:rFonts w:ascii="Times New Roman" w:hAnsi="Times New Roman" w:cs="Times New Roman"/>
+          <w:i/>
+          <w:iCs/>
+          <w:color w:val="000000" w:themeColor="text1"/>
+          <w:sz w:val="21"/>
+          <w:szCs w:val="21"/>
+        </w:rPr>
+      </w:pPr>
+      <w:r>
+        <w:rPr>
+          <w:rFonts w:ascii="Times New Roman" w:hAnsi="Times New Roman" w:cs="Times New Roman"/>
+          <w:i/>
+          <w:iCs/>
+          <w:color w:val="000000" w:themeColor="text1"/>
+          <w:sz w:val="21"/>
+          <w:szCs w:val="21"/>
+        </w:rPr>
+        <w:t>University of Georgia | Athens, GA</w:t>
       </w:r>
     </w:p>
     <w:p>
@@ -1166,139 +1316,22 @@
           <w:sz w:val="21"/>
           <w:szCs w:val="21"/>
         </w:rPr>
-        <w:t>Trained machine learning models in Python to forecast environmental drivers of vector-borne disease risk and generated visualizations for policy briefs.</w:t>
+        <w:t>Completed certificate focused on FDA regulations, Quality Assurance, and Good Manufacturing Practice (GMP).</w:t>
       </w:r>
     </w:p>
     <w:p>
       <w:pPr>
-        <w:spacing w:line="240" w:lineRule="auto"/>
-        <w:rPr>
-          <w:rFonts w:ascii="Times New Roman" w:hAnsi="Times New Roman" w:cs="Times New Roman"/>
-          <w:color w:val="000000" w:themeColor="text1"/>
-          <w:sz w:val="21"/>
-          <w:szCs w:val="21"/>
-        </w:rPr>
-      </w:pPr>
-      <w:r>
-        <w:rPr>
-          <w:rFonts w:ascii="Times New Roman" w:hAnsi="Times New Roman" w:cs="Times New Roman"/>
-          <w:b/>
-          <w:bCs/>
-          <w:color w:val="000000" w:themeColor="text1"/>
-          <w:sz w:val="21"/>
-          <w:szCs w:val="21"/>
-        </w:rPr>
-        <w:t xml:space="preserve">Graduate Certificate in Biomedical Regulatory Sciences (with PharmD Coursework)  </w:t>
-      </w:r>
-      <w:r>
-        <w:rPr>
-          <w:rFonts w:ascii="Times New Roman" w:hAnsi="Times New Roman" w:cs="Times New Roman"/>
-          <w:b/>
-          <w:bCs/>
-          <w:color w:val="000000" w:themeColor="text1"/>
-          <w:sz w:val="21"/>
-          <w:szCs w:val="21"/>
-        </w:rPr>
-        <w:t xml:space="preserve">| </w:t>
-      </w:r>
-      <w:r>
-        <w:rPr>
-          <w:rFonts w:ascii="Times New Roman" w:hAnsi="Times New Roman" w:cs="Times New Roman"/>
-          <w:b/>
-          <w:bCs/>
-          <w:color w:val="000000" w:themeColor="text1"/>
-          <w:sz w:val="21"/>
-          <w:szCs w:val="21"/>
-        </w:rPr>
-        <w:t>Aug 2023 – Dec 2024</w:t>
-      </w:r>
-      <w:r>
-        <w:rPr>
-          <w:rFonts w:ascii="Times New Roman" w:hAnsi="Times New Roman" w:cs="Times New Roman"/>
-          <w:color w:val="000000" w:themeColor="text1"/>
-          <w:sz w:val="21"/>
-          <w:szCs w:val="21"/>
-        </w:rPr>
-        <w:t xml:space="preserve"> </w:t>
-      </w:r>
-    </w:p>
-    <w:p>
-      <w:pPr>
-        <w:spacing w:after="60" w:line="240" w:lineRule="auto"/>
-        <w:rPr>
-          <w:rFonts w:ascii="Times New Roman" w:hAnsi="Times New Roman" w:cs="Times New Roman"/>
-          <w:i/>
-          <w:iCs/>
-          <w:color w:val="000000" w:themeColor="text1"/>
-          <w:sz w:val="21"/>
-          <w:szCs w:val="21"/>
-        </w:rPr>
-      </w:pPr>
-      <w:r>
-        <w:rPr>
-          <w:rFonts w:ascii="Times New Roman" w:hAnsi="Times New Roman" w:cs="Times New Roman"/>
-          <w:i/>
-          <w:iCs/>
-          <w:color w:val="000000" w:themeColor="text1"/>
-          <w:sz w:val="21"/>
-          <w:szCs w:val="21"/>
-        </w:rPr>
-        <w:t>University of Georgia</w:t>
-      </w:r>
-      <w:r>
-        <w:rPr>
-          <w:rFonts w:ascii="Times New Roman" w:hAnsi="Times New Roman" w:cs="Times New Roman"/>
-          <w:i/>
-          <w:iCs/>
-          <w:color w:val="000000" w:themeColor="text1"/>
-          <w:sz w:val="21"/>
-          <w:szCs w:val="21"/>
-        </w:rPr>
-        <w:t xml:space="preserve"> | </w:t>
-      </w:r>
-      <w:r>
-        <w:rPr>
-          <w:rFonts w:ascii="Times New Roman" w:hAnsi="Times New Roman" w:cs="Times New Roman"/>
-          <w:i/>
-          <w:iCs/>
-          <w:color w:val="000000" w:themeColor="text1"/>
-          <w:sz w:val="21"/>
-          <w:szCs w:val="21"/>
-        </w:rPr>
-        <w:t>Athens, GA</w:t>
-      </w:r>
-    </w:p>
-    <w:p>
-      <w:pPr>
+        <w:pStyle w:val="ListParagraph"/>
         <w:numPr>
           <w:ilvl w:val="0"/>
-          <w:numId w:val="17"/>
+          <w:numId w:val="16"/>
         </w:numPr>
-        <w:spacing w:after="60" w:line="240" w:lineRule="auto"/>
-        <w:rPr>
-          <w:rFonts w:ascii="Times New Roman" w:hAnsi="Times New Roman" w:cs="Times New Roman"/>
-          <w:color w:val="000000" w:themeColor="text1"/>
-          <w:sz w:val="21"/>
-          <w:szCs w:val="21"/>
-        </w:rPr>
-      </w:pPr>
-      <w:r>
-        <w:rPr>
-          <w:rFonts w:ascii="Times New Roman" w:hAnsi="Times New Roman" w:cs="Times New Roman"/>
-          <w:color w:val="000000" w:themeColor="text1"/>
-          <w:sz w:val="21"/>
-          <w:szCs w:val="21"/>
-        </w:rPr>
-        <w:t>Completed certificate focused on FDA regulations, Quality Assurance, and Good Manufacturing Practice (GMP).</w:t>
-      </w:r>
-    </w:p>
-    <w:p>
-      <w:pPr>
-        <w:numPr>
-          <w:ilvl w:val="0"/>
-          <w:numId w:val="17"/>
-        </w:numPr>
+        <w:tabs>
+          <w:tab w:val="clear" w:pos="720"/>
+          <w:tab w:val="num" w:pos="360"/>
+        </w:tabs>
         <w:spacing w:after="60" w:line="276" w:lineRule="auto"/>
+        <w:ind w:left="360"/>
         <w:rPr>
           <w:rFonts w:ascii="Times New Roman" w:hAnsi="Times New Roman" w:cs="Times New Roman"/>
           <w:color w:val="000000" w:themeColor="text1"/>
@@ -1561,13 +1594,7 @@
     </w:p>
     <w:p>
       <w:pPr>
-        <w:pStyle w:val="ListParagraph"/>
-        <w:numPr>
-          <w:ilvl w:val="0"/>
-          <w:numId w:val="11"/>
-        </w:numPr>
         <w:spacing w:line="240" w:lineRule="auto"/>
-        <w:ind w:left="360"/>
         <w:rPr>
           <w:rFonts w:ascii="Times New Roman" w:hAnsi="Times New Roman" w:cs="Times New Roman"/>
           <w:b/>
@@ -1664,13 +1691,7 @@
     </w:p>
     <w:p>
       <w:pPr>
-        <w:pStyle w:val="ListParagraph"/>
-        <w:numPr>
-          <w:ilvl w:val="0"/>
-          <w:numId w:val="11"/>
-        </w:numPr>
         <w:spacing w:line="240" w:lineRule="auto"/>
-        <w:ind w:left="360"/>
         <w:rPr>
           <w:rFonts w:ascii="Times New Roman" w:hAnsi="Times New Roman" w:cs="Times New Roman"/>
           <w:color w:val="000000" w:themeColor="text1"/>
@@ -1701,13 +1722,7 @@
     </w:p>
     <w:p>
       <w:pPr>
-        <w:pStyle w:val="ListParagraph"/>
-        <w:numPr>
-          <w:ilvl w:val="0"/>
-          <w:numId w:val="11"/>
-        </w:numPr>
         <w:spacing w:line="240" w:lineRule="auto"/>
-        <w:ind w:left="360"/>
         <w:rPr>
           <w:rFonts w:ascii="Times New Roman" w:hAnsi="Times New Roman" w:cs="Times New Roman"/>
           <w:color w:val="000000" w:themeColor="text1"/>
@@ -1735,74 +1750,6 @@
         </w:rPr>
         <w:t xml:space="preserve"> IRB Applications, FDA Regulations, Literature Reviews</w:t>
       </w:r>
-    </w:p>
-    <w:p>
-      <w:pPr>
-        <w:pStyle w:val="ListParagraph"/>
-        <w:numPr>
-          <w:ilvl w:val="0"/>
-          <w:numId w:val="11"/>
-        </w:numPr>
-        <w:spacing w:line="240" w:lineRule="auto"/>
-        <w:ind w:left="360"/>
-        <w:rPr>
-          <w:rFonts w:ascii="Times New Roman" w:hAnsi="Times New Roman" w:cs="Times New Roman"/>
-          <w:color w:val="000000" w:themeColor="text1"/>
-          <w:sz w:val="21"/>
-          <w:szCs w:val="21"/>
-        </w:rPr>
-      </w:pPr>
-      <w:r>
-        <w:rPr>
-          <w:rFonts w:ascii="Times New Roman" w:hAnsi="Times New Roman" w:cs="Times New Roman"/>
-          <w:b/>
-          <w:bCs/>
-          <w:color w:val="000000" w:themeColor="text1"/>
-          <w:sz w:val="21"/>
-          <w:szCs w:val="21"/>
-        </w:rPr>
-        <w:t>Certifications:</w:t>
-      </w:r>
-      <w:r>
-        <w:rPr>
-          <w:rFonts w:ascii="Times New Roman" w:hAnsi="Times New Roman" w:cs="Times New Roman"/>
-          <w:b/>
-          <w:bCs/>
-          <w:color w:val="000000" w:themeColor="text1"/>
-          <w:sz w:val="21"/>
-          <w:szCs w:val="21"/>
-        </w:rPr>
-        <w:t xml:space="preserve"> </w:t>
-      </w:r>
-      <w:r>
-        <w:rPr>
-          <w:rFonts w:ascii="Times New Roman" w:hAnsi="Times New Roman" w:cs="Times New Roman"/>
-          <w:color w:val="000000" w:themeColor="text1"/>
-          <w:sz w:val="21"/>
-          <w:szCs w:val="21"/>
-        </w:rPr>
-        <w:t xml:space="preserve">Human Subjects Research (CITI), </w:t>
-      </w:r>
-      <w:r>
-        <w:rPr>
-          <w:rFonts w:ascii="Times New Roman" w:hAnsi="Times New Roman" w:cs="Times New Roman"/>
-          <w:color w:val="000000" w:themeColor="text1"/>
-          <w:sz w:val="21"/>
-          <w:szCs w:val="21"/>
-        </w:rPr>
-        <w:t>International Biomedical Regulatory Sciences (UGA)</w:t>
-      </w:r>
-    </w:p>
-    <w:p>
-      <w:pPr>
-        <w:spacing w:line="240" w:lineRule="auto"/>
-        <w:rPr>
-          <w:rFonts w:ascii="Times New Roman" w:hAnsi="Times New Roman" w:cs="Times New Roman"/>
-          <w:color w:val="000000" w:themeColor="text1"/>
-          <w:sz w:val="21"/>
-          <w:szCs w:val="21"/>
-        </w:rPr>
-      </w:pPr>
     </w:p>
     <w:p>
       <w:pPr>
@@ -1826,6 +1773,46 @@
           <w:docGrid w:linePitch="360"/>
         </w:sectPr>
       </w:pPr>
+      <w:r>
+        <w:rPr>
+          <w:rFonts w:ascii="Times New Roman" w:hAnsi="Times New Roman" w:cs="Times New Roman"/>
+          <w:b/>
+          <w:bCs/>
+          <w:color w:val="000000" w:themeColor="text1"/>
+          <w:sz w:val="21"/>
+          <w:szCs w:val="21"/>
+        </w:rPr>
+        <w:t>Certifications:</w:t>
+      </w:r>
+      <w:r>
+        <w:rPr>
+          <w:rFonts w:ascii="Times New Roman" w:hAnsi="Times New Roman" w:cs="Times New Roman"/>
+          <w:b/>
+          <w:bCs/>
+          <w:color w:val="000000" w:themeColor="text1"/>
+          <w:sz w:val="21"/>
+          <w:szCs w:val="21"/>
+        </w:rPr>
+        <w:t xml:space="preserve"> </w:t>
+      </w:r>
+      <w:r>
+        <w:rPr>
+          <w:rFonts w:ascii="Times New Roman" w:hAnsi="Times New Roman" w:cs="Times New Roman"/>
+          <w:color w:val="000000" w:themeColor="text1"/>
+          <w:sz w:val="21"/>
+          <w:szCs w:val="21"/>
+        </w:rPr>
+        <w:t xml:space="preserve">Human Subjects Research (CITI), </w:t>
+      </w:r>
+      <w:r>
+        <w:rPr>
+          <w:rFonts w:ascii="Times New Roman" w:hAnsi="Times New Roman" w:cs="Times New Roman"/>
+          <w:color w:val="000000" w:themeColor="text1"/>
+          <w:sz w:val="21"/>
+          <w:szCs w:val="21"/>
+        </w:rPr>
+        <w:t>International Biomedical Regulatory Sciences (UGA)</w:t>
+      </w:r>
     </w:p>
     <w:p>
       <w:pPr>
@@ -1847,7 +1834,7 @@
 </file>
 
 <file path=word/endnotes.xml><?xml version="1.0" encoding="utf-8"?>
-<w:endnotes xmlns:wpc="http://schemas.microsoft.com/office/word/2010/wordprocessingCanvas" xmlns:cx="http://schemas.microsoft.com/office/drawing/2014/chartex" xmlns:cx1="http://schemas.microsoft.com/office/drawing/2015/9/8/chartex" xmlns:cx2="http://schemas.microsoft.com/office/drawing/2015/10/21/chartex" xmlns:cx3="http://schemas.microsoft.com/office/drawing/2016/5/9/chartex" xmlns:cx4="http://schemas.microsoft.com/office/drawing/2016/5/10/chartex" xmlns:cx5="http://schemas.microsoft.com/office/drawing/2016/5/11/chartex" xmlns:cx6="http://schemas.microsoft.com/office/drawing/2016/5/12/chartex" xmlns:cx7="http://schemas.microsoft.com/office/drawing/2016/5/13/chartex" xmlns:cx8="http://schemas.microsoft.com/office/drawing/2016/5/14/chartex" xmlns:mc="http://schemas.openxmlformats.org/markup-compatibility/2006" xmlns:m="http://schemas.openxmlformats.org/officeDocument/2006/math" xmlns:aink="http://schemas.microsoft.com/office/drawing/2016/ink" xmlns:am3d="http://schemas.microsoft.com/office/drawing/2017/model3d" xmlns:oel="http://schemas.microsoft.com/office/2019/extlst" xmlns:r="http://schemas.openxmlformats.org/officeDocument/2006/relationships" xmlns:wp14="http://schemas.microsoft.com/office/word/2010/wordprocessingDrawing" xmlns:wp="http://schemas.openxmlformats.org/drawingml/2006/wordprocessingDrawing" xmlns:wpg="http://schemas.microsoft.com/office/word/2010/wordprocessingGroup" xmlns:wpi="http://schemas.microsoft.com/office/word/2010/wordprocessingInk" xmlns:wps="http://schemas.microsoft.com/office/word/2010/wordprocessingShape" xmlns:o="urn:schemas-microsoft-com:office:office" xmlns:v="urn:schemas-microsoft-com:vml" xmlns:w10="urn:schemas-microsoft-com:office:word" xmlns:w="http://schemas.openxmlformats.org/wordprocessingml/2006/main" xmlns:w14="http://schemas.microsoft.com/office/word/2010/wordml" xmlns:w15="http://schemas.microsoft.com/office/word/2012/wordml" xmlns:w16cex="http://schemas.microsoft.com/office/word/2018/wordml/cex" xmlns:w16cid="http://schemas.microsoft.com/office/word/2016/wordml/cid" xmlns:w16="http://schemas.microsoft.com/office/word/2018/wordml" xmlns:w16sdtdh="http://schemas.microsoft.com/office/word/2020/wordml/sdtdatahash" xmlns:w16sdtfl="http://schemas.microsoft.com/office/word/2024/wordml/sdtformatlock" xmlns:w16se="http://schemas.microsoft.com/office/word/2015/wordml/symex" xmlns:w16du="http://schemas.microsoft.com/office/word/2023/wordml/word16du" xmlns:wne="http://schemas.microsoft.com/office/word/2006/wordml" mc:Ignorable="w14 w15 w16se w16cid w16 w16cex w16sdtdh w16sdtfl w16du wp14">
+<w:endnotes xmlns:wpc="http://schemas.microsoft.com/office/word/2010/wordprocessingCanvas" xmlns:cx="http://schemas.microsoft.com/office/drawing/2014/chartex" xmlns:cx1="http://schemas.microsoft.com/office/drawing/2015/9/8/chartex" xmlns:cx2="http://schemas.microsoft.com/office/drawing/2015/10/21/chartex" xmlns:cx3="http://schemas.microsoft.com/office/drawing/2016/5/9/chartex" xmlns:cx4="http://schemas.microsoft.com/office/drawing/2016/5/10/chartex" xmlns:cx5="http://schemas.microsoft.com/office/drawing/2016/5/11/chartex" xmlns:cx6="http://schemas.microsoft.com/office/drawing/2016/5/12/chartex" xmlns:cx7="http://schemas.microsoft.com/office/drawing/2016/5/13/chartex" xmlns:cx8="http://schemas.microsoft.com/office/drawing/2016/5/14/chartex" xmlns:mc="http://schemas.openxmlformats.org/markup-compatibility/2006" xmlns:m="http://schemas.openxmlformats.org/officeDocument/2006/math" xmlns:aink="http://schemas.microsoft.com/office/drawing/2016/ink" xmlns:am3d="http://schemas.microsoft.com/office/drawing/2017/model3d" xmlns:oel="http://schemas.microsoft.com/office/2019/extlst" xmlns:r="http://schemas.openxmlformats.org/officeDocument/2006/relationships" xmlns:wp14="http://schemas.microsoft.com/office/word/2010/wordprocessingDrawing" xmlns:wp="http://schemas.openxmlformats.org/drawingml/2006/wordprocessingDrawing" xmlns:wpg="http://schemas.microsoft.com/office/word/2010/wordprocessingGroup" xmlns:wpi="http://schemas.microsoft.com/office/word/2010/wordprocessingInk" xmlns:wps="http://schemas.microsoft.com/office/word/2010/wordprocessingShape" xmlns:o="urn:schemas-microsoft-com:office:office" xmlns:v="urn:schemas-microsoft-com:vml" xmlns:w10="urn:schemas-microsoft-com:office:word" xmlns:w="http://schemas.openxmlformats.org/wordprocessingml/2006/main" xmlns:w14="http://schemas.microsoft.com/office/word/2010/wordml" xmlns:w15="http://schemas.microsoft.com/office/word/2012/wordml" xmlns:w16cei="http://schemas.microsoft.com/office/word/2026/wordml/cei" xmlns:w16cex="http://schemas.microsoft.com/office/word/2018/wordml/cex" xmlns:w16cid="http://schemas.microsoft.com/office/word/2016/wordml/cid" xmlns:w16="http://schemas.microsoft.com/office/word/2018/wordml" xmlns:w16sdtdh="http://schemas.microsoft.com/office/word/2020/wordml/sdtdatahash" xmlns:w16sdtfl="http://schemas.microsoft.com/office/word/2024/wordml/sdtformatlock" xmlns:w16se="http://schemas.microsoft.com/office/word/2015/wordml/symex" xmlns:w16du="http://schemas.microsoft.com/office/word/2023/wordml/word16du" xmlns:wne="http://schemas.microsoft.com/office/word/2006/wordml" mc:Ignorable="w14 w15 w16se w16cid w16 w16cex w16sdtdh w16sdtfl w16du wp14">
   <w:endnote w:type="separator" w:id="-1">
     <w:p>
       <w:pPr>
@@ -1872,7 +1859,7 @@
 </file>
 
 <file path=word/footer1.xml><?xml version="1.0" encoding="utf-8"?>
-<w:ftr xmlns:wpc="http://schemas.microsoft.com/office/word/2010/wordprocessingCanvas" xmlns:cx="http://schemas.microsoft.com/office/drawing/2014/chartex" xmlns:cx1="http://schemas.microsoft.com/office/drawing/2015/9/8/chartex" xmlns:cx2="http://schemas.microsoft.com/office/drawing/2015/10/21/chartex" xmlns:cx3="http://schemas.microsoft.com/office/drawing/2016/5/9/chartex" xmlns:cx4="http://schemas.microsoft.com/office/drawing/2016/5/10/chartex" xmlns:cx5="http://schemas.microsoft.com/office/drawing/2016/5/11/chartex" xmlns:cx6="http://schemas.microsoft.com/office/drawing/2016/5/12/chartex" xmlns:cx7="http://schemas.microsoft.com/office/drawing/2016/5/13/chartex" xmlns:cx8="http://schemas.microsoft.com/office/drawing/2016/5/14/chartex" xmlns:mc="http://schemas.openxmlformats.org/markup-compatibility/2006" xmlns:m="http://schemas.openxmlformats.org/officeDocument/2006/math" xmlns:aink="http://schemas.microsoft.com/office/drawing/2016/ink" xmlns:am3d="http://schemas.microsoft.com/office/drawing/2017/model3d" xmlns:oel="http://schemas.microsoft.com/office/2019/extlst" xmlns:r="http://schemas.openxmlformats.org/officeDocument/2006/relationships" xmlns:wp14="http://schemas.microsoft.com/office/word/2010/wordprocessingDrawing" xmlns:wp="http://schemas.openxmlformats.org/drawingml/2006/wordprocessingDrawing" xmlns:wpg="http://schemas.microsoft.com/office/word/2010/wordprocessingGroup" xmlns:wpi="http://schemas.microsoft.com/office/word/2010/wordprocessingInk" xmlns:wps="http://schemas.microsoft.com/office/word/2010/wordprocessingShape" xmlns:o="urn:schemas-microsoft-com:office:office" xmlns:v="urn:schemas-microsoft-com:vml" xmlns:w10="urn:schemas-microsoft-com:office:word" xmlns:w="http://schemas.openxmlformats.org/wordprocessingml/2006/main" xmlns:w14="http://schemas.microsoft.com/office/word/2010/wordml" xmlns:w15="http://schemas.microsoft.com/office/word/2012/wordml" xmlns:w16cex="http://schemas.microsoft.com/office/word/2018/wordml/cex" xmlns:w16cid="http://schemas.microsoft.com/office/word/2016/wordml/cid" xmlns:w16="http://schemas.microsoft.com/office/word/2018/wordml" xmlns:w16sdtdh="http://schemas.microsoft.com/office/word/2020/wordml/sdtdatahash" xmlns:w16sdtfl="http://schemas.microsoft.com/office/word/2024/wordml/sdtformatlock" xmlns:w16se="http://schemas.microsoft.com/office/word/2015/wordml/symex" xmlns:w16du="http://schemas.microsoft.com/office/word/2023/wordml/word16du" xmlns:wne="http://schemas.microsoft.com/office/word/2006/wordml" mc:Ignorable="w14 w15 w16se w16cid w16 w16cex w16sdtdh w16sdtfl w16du wp14">
+<w:ftr xmlns:wpc="http://schemas.microsoft.com/office/word/2010/wordprocessingCanvas" xmlns:cx="http://schemas.microsoft.com/office/drawing/2014/chartex" xmlns:cx1="http://schemas.microsoft.com/office/drawing/2015/9/8/chartex" xmlns:cx2="http://schemas.microsoft.com/office/drawing/2015/10/21/chartex" xmlns:cx3="http://schemas.microsoft.com/office/drawing/2016/5/9/chartex" xmlns:cx4="http://schemas.microsoft.com/office/drawing/2016/5/10/chartex" xmlns:cx5="http://schemas.microsoft.com/office/drawing/2016/5/11/chartex" xmlns:cx6="http://schemas.microsoft.com/office/drawing/2016/5/12/chartex" xmlns:cx7="http://schemas.microsoft.com/office/drawing/2016/5/13/chartex" xmlns:cx8="http://schemas.microsoft.com/office/drawing/2016/5/14/chartex" xmlns:mc="http://schemas.openxmlformats.org/markup-compatibility/2006" xmlns:m="http://schemas.openxmlformats.org/officeDocument/2006/math" xmlns:aink="http://schemas.microsoft.com/office/drawing/2016/ink" xmlns:am3d="http://schemas.microsoft.com/office/drawing/2017/model3d" xmlns:oel="http://schemas.microsoft.com/office/2019/extlst" xmlns:r="http://schemas.openxmlformats.org/officeDocument/2006/relationships" xmlns:wp14="http://schemas.microsoft.com/office/word/2010/wordprocessingDrawing" xmlns:wp="http://schemas.openxmlformats.org/drawingml/2006/wordprocessingDrawing" xmlns:wpg="http://schemas.microsoft.com/office/word/2010/wordprocessingGroup" xmlns:wpi="http://schemas.microsoft.com/office/word/2010/wordprocessingInk" xmlns:wps="http://schemas.microsoft.com/office/word/2010/wordprocessingShape" xmlns:o="urn:schemas-microsoft-com:office:office" xmlns:v="urn:schemas-microsoft-com:vml" xmlns:w10="urn:schemas-microsoft-com:office:word" xmlns:w="http://schemas.openxmlformats.org/wordprocessingml/2006/main" xmlns:w14="http://schemas.microsoft.com/office/word/2010/wordml" xmlns:w15="http://schemas.microsoft.com/office/word/2012/wordml" xmlns:w16cei="http://schemas.microsoft.com/office/word/2026/wordml/cei" xmlns:w16cex="http://schemas.microsoft.com/office/word/2018/wordml/cex" xmlns:w16cid="http://schemas.microsoft.com/office/word/2016/wordml/cid" xmlns:w16="http://schemas.microsoft.com/office/word/2018/wordml" xmlns:w16sdtdh="http://schemas.microsoft.com/office/word/2020/wordml/sdtdatahash" xmlns:w16sdtfl="http://schemas.microsoft.com/office/word/2024/wordml/sdtformatlock" xmlns:w16se="http://schemas.microsoft.com/office/word/2015/wordml/symex" xmlns:w16du="http://schemas.microsoft.com/office/word/2023/wordml/word16du" xmlns:wne="http://schemas.microsoft.com/office/word/2006/wordml" mc:Ignorable="w14 w15 w16se w16cid w16 w16cex w16sdtdh w16sdtfl w16du wp14">
   <w:p>
     <w:pPr>
       <w:pStyle w:val="Footer"/>
@@ -1882,7 +1869,7 @@
 </file>
 
 <file path=word/footer2.xml><?xml version="1.0" encoding="utf-8"?>
-<w:ftr xmlns:wpc="http://schemas.microsoft.com/office/word/2010/wordprocessingCanvas" xmlns:cx="http://schemas.microsoft.com/office/drawing/2014/chartex" xmlns:cx1="http://schemas.microsoft.com/office/drawing/2015/9/8/chartex" xmlns:cx2="http://schemas.microsoft.com/office/drawing/2015/10/21/chartex" xmlns:cx3="http://schemas.microsoft.com/office/drawing/2016/5/9/chartex" xmlns:cx4="http://schemas.microsoft.com/office/drawing/2016/5/10/chartex" xmlns:cx5="http://schemas.microsoft.com/office/drawing/2016/5/11/chartex" xmlns:cx6="http://schemas.microsoft.com/office/drawing/2016/5/12/chartex" xmlns:cx7="http://schemas.microsoft.com/office/drawing/2016/5/13/chartex" xmlns:cx8="http://schemas.microsoft.com/office/drawing/2016/5/14/chartex" xmlns:mc="http://schemas.openxmlformats.org/markup-compatibility/2006" xmlns:m="http://schemas.openxmlformats.org/officeDocument/2006/math" xmlns:aink="http://schemas.microsoft.com/office/drawing/2016/ink" xmlns:am3d="http://schemas.microsoft.com/office/drawing/2017/model3d" xmlns:oel="http://schemas.microsoft.com/office/2019/extlst" xmlns:r="http://schemas.openxmlformats.org/officeDocument/2006/relationships" xmlns:wp14="http://schemas.microsoft.com/office/word/2010/wordprocessingDrawing" xmlns:wp="http://schemas.openxmlformats.org/drawingml/2006/wordprocessingDrawing" xmlns:wpg="http://schemas.microsoft.com/office/word/2010/wordprocessingGroup" xmlns:wpi="http://schemas.microsoft.com/office/word/2010/wordprocessingInk" xmlns:wps="http://schemas.microsoft.com/office/word/2010/wordprocessingShape" xmlns:o="urn:schemas-microsoft-com:office:office" xmlns:v="urn:schemas-microsoft-com:vml" xmlns:w10="urn:schemas-microsoft-com:office:word" xmlns:w="http://schemas.openxmlformats.org/wordprocessingml/2006/main" xmlns:w14="http://schemas.microsoft.com/office/word/2010/wordml" xmlns:w15="http://schemas.microsoft.com/office/word/2012/wordml" xmlns:w16cex="http://schemas.microsoft.com/office/word/2018/wordml/cex" xmlns:w16cid="http://schemas.microsoft.com/office/word/2016/wordml/cid" xmlns:w16="http://schemas.microsoft.com/office/word/2018/wordml" xmlns:w16sdtdh="http://schemas.microsoft.com/office/word/2020/wordml/sdtdatahash" xmlns:w16sdtfl="http://schemas.microsoft.com/office/word/2024/wordml/sdtformatlock" xmlns:w16se="http://schemas.microsoft.com/office/word/2015/wordml/symex" xmlns:w16du="http://schemas.microsoft.com/office/word/2023/wordml/word16du" xmlns:wne="http://schemas.microsoft.com/office/word/2006/wordml" mc:Ignorable="w14 w15 w16se w16cid w16 w16cex w16sdtdh w16sdtfl w16du wp14">
+<w:ftr xmlns:wpc="http://schemas.microsoft.com/office/word/2010/wordprocessingCanvas" xmlns:cx="http://schemas.microsoft.com/office/drawing/2014/chartex" xmlns:cx1="http://schemas.microsoft.com/office/drawing/2015/9/8/chartex" xmlns:cx2="http://schemas.microsoft.com/office/drawing/2015/10/21/chartex" xmlns:cx3="http://schemas.microsoft.com/office/drawing/2016/5/9/chartex" xmlns:cx4="http://schemas.microsoft.com/office/drawing/2016/5/10/chartex" xmlns:cx5="http://schemas.microsoft.com/office/drawing/2016/5/11/chartex" xmlns:cx6="http://schemas.microsoft.com/office/drawing/2016/5/12/chartex" xmlns:cx7="http://schemas.microsoft.com/office/drawing/2016/5/13/chartex" xmlns:cx8="http://schemas.microsoft.com/office/drawing/2016/5/14/chartex" xmlns:mc="http://schemas.openxmlformats.org/markup-compatibility/2006" xmlns:m="http://schemas.openxmlformats.org/officeDocument/2006/math" xmlns:aink="http://schemas.microsoft.com/office/drawing/2016/ink" xmlns:am3d="http://schemas.microsoft.com/office/drawing/2017/model3d" xmlns:oel="http://schemas.microsoft.com/office/2019/extlst" xmlns:r="http://schemas.openxmlformats.org/officeDocument/2006/relationships" xmlns:wp14="http://schemas.microsoft.com/office/word/2010/wordprocessingDrawing" xmlns:wp="http://schemas.openxmlformats.org/drawingml/2006/wordprocessingDrawing" xmlns:wpg="http://schemas.microsoft.com/office/word/2010/wordprocessingGroup" xmlns:wpi="http://schemas.microsoft.com/office/word/2010/wordprocessingInk" xmlns:wps="http://schemas.microsoft.com/office/word/2010/wordprocessingShape" xmlns:o="urn:schemas-microsoft-com:office:office" xmlns:v="urn:schemas-microsoft-com:vml" xmlns:w10="urn:schemas-microsoft-com:office:word" xmlns:w="http://schemas.openxmlformats.org/wordprocessingml/2006/main" xmlns:w14="http://schemas.microsoft.com/office/word/2010/wordml" xmlns:w15="http://schemas.microsoft.com/office/word/2012/wordml" xmlns:w16cei="http://schemas.microsoft.com/office/word/2026/wordml/cei" xmlns:w16cex="http://schemas.microsoft.com/office/word/2018/wordml/cex" xmlns:w16cid="http://schemas.microsoft.com/office/word/2016/wordml/cid" xmlns:w16="http://schemas.microsoft.com/office/word/2018/wordml" xmlns:w16sdtdh="http://schemas.microsoft.com/office/word/2020/wordml/sdtdatahash" xmlns:w16sdtfl="http://schemas.microsoft.com/office/word/2024/wordml/sdtformatlock" xmlns:w16se="http://schemas.microsoft.com/office/word/2015/wordml/symex" xmlns:w16du="http://schemas.microsoft.com/office/word/2023/wordml/word16du" xmlns:wne="http://schemas.microsoft.com/office/word/2006/wordml" mc:Ignorable="w14 w15 w16se w16cid w16 w16cex w16sdtdh w16sdtfl w16du wp14">
   <w:p>
     <w:pPr>
       <w:pStyle w:val="Footer"/>
@@ -1892,7 +1879,7 @@
 </file>
 
 <file path=word/footer3.xml><?xml version="1.0" encoding="utf-8"?>
-<w:ftr xmlns:wpc="http://schemas.microsoft.com/office/word/2010/wordprocessingCanvas" xmlns:cx="http://schemas.microsoft.com/office/drawing/2014/chartex" xmlns:cx1="http://schemas.microsoft.com/office/drawing/2015/9/8/chartex" xmlns:cx2="http://schemas.microsoft.com/office/drawing/2015/10/21/chartex" xmlns:cx3="http://schemas.microsoft.com/office/drawing/2016/5/9/chartex" xmlns:cx4="http://schemas.microsoft.com/office/drawing/2016/5/10/chartex" xmlns:cx5="http://schemas.microsoft.com/office/drawing/2016/5/11/chartex" xmlns:cx6="http://schemas.microsoft.com/office/drawing/2016/5/12/chartex" xmlns:cx7="http://schemas.microsoft.com/office/drawing/2016/5/13/chartex" xmlns:cx8="http://schemas.microsoft.com/office/drawing/2016/5/14/chartex" xmlns:mc="http://schemas.openxmlformats.org/markup-compatibility/2006" xmlns:m="http://schemas.openxmlformats.org/officeDocument/2006/math" xmlns:aink="http://schemas.microsoft.com/office/drawing/2016/ink" xmlns:am3d="http://schemas.microsoft.com/office/drawing/2017/model3d" xmlns:oel="http://schemas.microsoft.com/office/2019/extlst" xmlns:r="http://schemas.openxmlformats.org/officeDocument/2006/relationships" xmlns:wp14="http://schemas.microsoft.com/office/word/2010/wordprocessingDrawing" xmlns:wp="http://schemas.openxmlformats.org/drawingml/2006/wordprocessingDrawing" xmlns:wpg="http://schemas.microsoft.com/office/word/2010/wordprocessingGroup" xmlns:wpi="http://schemas.microsoft.com/office/word/2010/wordprocessingInk" xmlns:wps="http://schemas.microsoft.com/office/word/2010/wordprocessingShape" xmlns:o="urn:schemas-microsoft-com:office:office" xmlns:v="urn:schemas-microsoft-com:vml" xmlns:w10="urn:schemas-microsoft-com:office:word" xmlns:w="http://schemas.openxmlformats.org/wordprocessingml/2006/main" xmlns:w14="http://schemas.microsoft.com/office/word/2010/wordml" xmlns:w15="http://schemas.microsoft.com/office/word/2012/wordml" xmlns:w16cex="http://schemas.microsoft.com/office/word/2018/wordml/cex" xmlns:w16cid="http://schemas.microsoft.com/office/word/2016/wordml/cid" xmlns:w16="http://schemas.microsoft.com/office/word/2018/wordml" xmlns:w16sdtdh="http://schemas.microsoft.com/office/word/2020/wordml/sdtdatahash" xmlns:w16sdtfl="http://schemas.microsoft.com/office/word/2024/wordml/sdtformatlock" xmlns:w16se="http://schemas.microsoft.com/office/word/2015/wordml/symex" xmlns:w16du="http://schemas.microsoft.com/office/word/2023/wordml/word16du" xmlns:wne="http://schemas.microsoft.com/office/word/2006/wordml" mc:Ignorable="w14 w15 w16se w16cid w16 w16cex w16sdtdh w16sdtfl w16du wp14">
+<w:ftr xmlns:wpc="http://schemas.microsoft.com/office/word/2010/wordprocessingCanvas" xmlns:cx="http://schemas.microsoft.com/office/drawing/2014/chartex" xmlns:cx1="http://schemas.microsoft.com/office/drawing/2015/9/8/chartex" xmlns:cx2="http://schemas.microsoft.com/office/drawing/2015/10/21/chartex" xmlns:cx3="http://schemas.microsoft.com/office/drawing/2016/5/9/chartex" xmlns:cx4="http://schemas.microsoft.com/office/drawing/2016/5/10/chartex" xmlns:cx5="http://schemas.microsoft.com/office/drawing/2016/5/11/chartex" xmlns:cx6="http://schemas.microsoft.com/office/drawing/2016/5/12/chartex" xmlns:cx7="http://schemas.microsoft.com/office/drawing/2016/5/13/chartex" xmlns:cx8="http://schemas.microsoft.com/office/drawing/2016/5/14/chartex" xmlns:mc="http://schemas.openxmlformats.org/markup-compatibility/2006" xmlns:m="http://schemas.openxmlformats.org/officeDocument/2006/math" xmlns:aink="http://schemas.microsoft.com/office/drawing/2016/ink" xmlns:am3d="http://schemas.microsoft.com/office/drawing/2017/model3d" xmlns:oel="http://schemas.microsoft.com/office/2019/extlst" xmlns:r="http://schemas.openxmlformats.org/officeDocument/2006/relationships" xmlns:wp14="http://schemas.microsoft.com/office/word/2010/wordprocessingDrawing" xmlns:wp="http://schemas.openxmlformats.org/drawingml/2006/wordprocessingDrawing" xmlns:wpg="http://schemas.microsoft.com/office/word/2010/wordprocessingGroup" xmlns:wpi="http://schemas.microsoft.com/office/word/2010/wordprocessingInk" xmlns:wps="http://schemas.microsoft.com/office/word/2010/wordprocessingShape" xmlns:o="urn:schemas-microsoft-com:office:office" xmlns:v="urn:schemas-microsoft-com:vml" xmlns:w10="urn:schemas-microsoft-com:office:word" xmlns:w="http://schemas.openxmlformats.org/wordprocessingml/2006/main" xmlns:w14="http://schemas.microsoft.com/office/word/2010/wordml" xmlns:w15="http://schemas.microsoft.com/office/word/2012/wordml" xmlns:w16cei="http://schemas.microsoft.com/office/word/2026/wordml/cei" xmlns:w16cex="http://schemas.microsoft.com/office/word/2018/wordml/cex" xmlns:w16cid="http://schemas.microsoft.com/office/word/2016/wordml/cid" xmlns:w16="http://schemas.microsoft.com/office/word/2018/wordml" xmlns:w16sdtdh="http://schemas.microsoft.com/office/word/2020/wordml/sdtdatahash" xmlns:w16sdtfl="http://schemas.microsoft.com/office/word/2024/wordml/sdtformatlock" xmlns:w16se="http://schemas.microsoft.com/office/word/2015/wordml/symex" xmlns:w16du="http://schemas.microsoft.com/office/word/2023/wordml/word16du" xmlns:wne="http://schemas.microsoft.com/office/word/2006/wordml" mc:Ignorable="w14 w15 w16se w16cid w16 w16cex w16sdtdh w16sdtfl w16du wp14">
   <w:p>
     <w:pPr>
       <w:pStyle w:val="Footer"/>
@@ -1902,7 +1889,7 @@
 </file>
 
 <file path=word/footnotes.xml><?xml version="1.0" encoding="utf-8"?>
-<w:footnotes xmlns:wpc="http://schemas.microsoft.com/office/word/2010/wordprocessingCanvas" xmlns:cx="http://schemas.microsoft.com/office/drawing/2014/chartex" xmlns:cx1="http://schemas.microsoft.com/office/drawing/2015/9/8/chartex" xmlns:cx2="http://schemas.microsoft.com/office/drawing/2015/10/21/chartex" xmlns:cx3="http://schemas.microsoft.com/office/drawing/2016/5/9/chartex" xmlns:cx4="http://schemas.microsoft.com/office/drawing/2016/5/10/chartex" xmlns:cx5="http://schemas.microsoft.com/office/drawing/2016/5/11/chartex" xmlns:cx6="http://schemas.microsoft.com/office/drawing/2016/5/12/chartex" xmlns:cx7="http://schemas.microsoft.com/office/drawing/2016/5/13/chartex" xmlns:cx8="http://schemas.microsoft.com/office/drawing/2016/5/14/chartex" xmlns:mc="http://schemas.openxmlformats.org/markup-compatibility/2006" xmlns:m="http://schemas.openxmlformats.org/officeDocument/2006/math" xmlns:aink="http://schemas.microsoft.com/office/drawing/2016/ink" xmlns:am3d="http://schemas.microsoft.com/office/drawing/2017/model3d" xmlns:oel="http://schemas.microsoft.com/office/2019/extlst" xmlns:r="http://schemas.openxmlformats.org/officeDocument/2006/relationships" xmlns:wp14="http://schemas.microsoft.com/office/word/2010/wordprocessingDrawing" xmlns:wp="http://schemas.openxmlformats.org/drawingml/2006/wordprocessingDrawing" xmlns:wpg="http://schemas.microsoft.com/office/word/2010/wordprocessingGroup" xmlns:wpi="http://schemas.microsoft.com/office/word/2010/wordprocessingInk" xmlns:wps="http://schemas.microsoft.com/office/word/2010/wordprocessingShape" xmlns:o="urn:schemas-microsoft-com:office:office" xmlns:v="urn:schemas-microsoft-com:vml" xmlns:w10="urn:schemas-microsoft-com:office:word" xmlns:w="http://schemas.openxmlformats.org/wordprocessingml/2006/main" xmlns:w14="http://schemas.microsoft.com/office/word/2010/wordml" xmlns:w15="http://schemas.microsoft.com/office/word/2012/wordml" xmlns:w16cex="http://schemas.microsoft.com/office/word/2018/wordml/cex" xmlns:w16cid="http://schemas.microsoft.com/office/word/2016/wordml/cid" xmlns:w16="http://schemas.microsoft.com/office/word/2018/wordml" xmlns:w16sdtdh="http://schemas.microsoft.com/office/word/2020/wordml/sdtdatahash" xmlns:w16sdtfl="http://schemas.microsoft.com/office/word/2024/wordml/sdtformatlock" xmlns:w16se="http://schemas.microsoft.com/office/word/2015/wordml/symex" xmlns:w16du="http://schemas.microsoft.com/office/word/2023/wordml/word16du" xmlns:wne="http://schemas.microsoft.com/office/word/2006/wordml" mc:Ignorable="w14 w15 w16se w16cid w16 w16cex w16sdtdh w16sdtfl w16du wp14">
+<w:footnotes xmlns:wpc="http://schemas.microsoft.com/office/word/2010/wordprocessingCanvas" xmlns:cx="http://schemas.microsoft.com/office/drawing/2014/chartex" xmlns:cx1="http://schemas.microsoft.com/office/drawing/2015/9/8/chartex" xmlns:cx2="http://schemas.microsoft.com/office/drawing/2015/10/21/chartex" xmlns:cx3="http://schemas.microsoft.com/office/drawing/2016/5/9/chartex" xmlns:cx4="http://schemas.microsoft.com/office/drawing/2016/5/10/chartex" xmlns:cx5="http://schemas.microsoft.com/office/drawing/2016/5/11/chartex" xmlns:cx6="http://schemas.microsoft.com/office/drawing/2016/5/12/chartex" xmlns:cx7="http://schemas.microsoft.com/office/drawing/2016/5/13/chartex" xmlns:cx8="http://schemas.microsoft.com/office/drawing/2016/5/14/chartex" xmlns:mc="http://schemas.openxmlformats.org/markup-compatibility/2006" xmlns:m="http://schemas.openxmlformats.org/officeDocument/2006/math" xmlns:aink="http://schemas.microsoft.com/office/drawing/2016/ink" xmlns:am3d="http://schemas.microsoft.com/office/drawing/2017/model3d" xmlns:oel="http://schemas.microsoft.com/office/2019/extlst" xmlns:r="http://schemas.openxmlformats.org/officeDocument/2006/relationships" xmlns:wp14="http://schemas.microsoft.com/office/word/2010/wordprocessingDrawing" xmlns:wp="http://schemas.openxmlformats.org/drawingml/2006/wordprocessingDrawing" xmlns:wpg="http://schemas.microsoft.com/office/word/2010/wordprocessingGroup" xmlns:wpi="http://schemas.microsoft.com/office/word/2010/wordprocessingInk" xmlns:wps="http://schemas.microsoft.com/office/word/2010/wordprocessingShape" xmlns:o="urn:schemas-microsoft-com:office:office" xmlns:v="urn:schemas-microsoft-com:vml" xmlns:w10="urn:schemas-microsoft-com:office:word" xmlns:w="http://schemas.openxmlformats.org/wordprocessingml/2006/main" xmlns:w14="http://schemas.microsoft.com/office/word/2010/wordml" xmlns:w15="http://schemas.microsoft.com/office/word/2012/wordml" xmlns:w16cei="http://schemas.microsoft.com/office/word/2026/wordml/cei" xmlns:w16cex="http://schemas.microsoft.com/office/word/2018/wordml/cex" xmlns:w16cid="http://schemas.microsoft.com/office/word/2016/wordml/cid" xmlns:w16="http://schemas.microsoft.com/office/word/2018/wordml" xmlns:w16sdtdh="http://schemas.microsoft.com/office/word/2020/wordml/sdtdatahash" xmlns:w16sdtfl="http://schemas.microsoft.com/office/word/2024/wordml/sdtformatlock" xmlns:w16se="http://schemas.microsoft.com/office/word/2015/wordml/symex" xmlns:w16du="http://schemas.microsoft.com/office/word/2023/wordml/word16du" xmlns:wne="http://schemas.microsoft.com/office/word/2006/wordml" mc:Ignorable="w14 w15 w16se w16cid w16 w16cex w16sdtdh w16sdtfl w16du wp14">
   <w:footnote w:type="separator" w:id="-1">
     <w:p>
       <w:pPr>
@@ -1927,7 +1914,7 @@
 </file>
 
 <file path=word/header1.xml><?xml version="1.0" encoding="utf-8"?>
-<w:hdr xmlns:wpc="http://schemas.microsoft.com/office/word/2010/wordprocessingCanvas" xmlns:cx="http://schemas.microsoft.com/office/drawing/2014/chartex" xmlns:cx1="http://schemas.microsoft.com/office/drawing/2015/9/8/chartex" xmlns:cx2="http://schemas.microsoft.com/office/drawing/2015/10/21/chartex" xmlns:cx3="http://schemas.microsoft.com/office/drawing/2016/5/9/chartex" xmlns:cx4="http://schemas.microsoft.com/office/drawing/2016/5/10/chartex" xmlns:cx5="http://schemas.microsoft.com/office/drawing/2016/5/11/chartex" xmlns:cx6="http://schemas.microsoft.com/office/drawing/2016/5/12/chartex" xmlns:cx7="http://schemas.microsoft.com/office/drawing/2016/5/13/chartex" xmlns:cx8="http://schemas.microsoft.com/office/drawing/2016/5/14/chartex" xmlns:mc="http://schemas.openxmlformats.org/markup-compatibility/2006" xmlns:m="http://schemas.openxmlformats.org/officeDocument/2006/math" xmlns:aink="http://schemas.microsoft.com/office/drawing/2016/ink" xmlns:am3d="http://schemas.microsoft.com/office/drawing/2017/model3d" xmlns:oel="http://schemas.microsoft.com/office/2019/extlst" xmlns:r="http://schemas.openxmlformats.org/officeDocument/2006/relationships" xmlns:wp14="http://schemas.microsoft.com/office/word/2010/wordprocessingDrawing" xmlns:wp="http://schemas.openxmlformats.org/drawingml/2006/wordprocessingDrawing" xmlns:wpg="http://schemas.microsoft.com/office/word/2010/wordprocessingGroup" xmlns:wpi="http://schemas.microsoft.com/office/word/2010/wordprocessingInk" xmlns:wps="http://schemas.microsoft.com/office/word/2010/wordprocessingShape" xmlns:o="urn:schemas-microsoft-com:office:office" xmlns:v="urn:schemas-microsoft-com:vml" xmlns:w10="urn:schemas-microsoft-com:office:word" xmlns:w="http://schemas.openxmlformats.org/wordprocessingml/2006/main" xmlns:w14="http://schemas.microsoft.com/office/word/2010/wordml" xmlns:w15="http://schemas.microsoft.com/office/word/2012/wordml" xmlns:w16cex="http://schemas.microsoft.com/office/word/2018/wordml/cex" xmlns:w16cid="http://schemas.microsoft.com/office/word/2016/wordml/cid" xmlns:w16="http://schemas.microsoft.com/office/word/2018/wordml" xmlns:w16sdtdh="http://schemas.microsoft.com/office/word/2020/wordml/sdtdatahash" xmlns:w16sdtfl="http://schemas.microsoft.com/office/word/2024/wordml/sdtformatlock" xmlns:w16se="http://schemas.microsoft.com/office/word/2015/wordml/symex" xmlns:w16du="http://schemas.microsoft.com/office/word/2023/wordml/word16du" xmlns:wne="http://schemas.microsoft.com/office/word/2006/wordml" mc:Ignorable="w14 w15 w16se w16cid w16 w16cex w16sdtdh w16sdtfl w16du wp14">
+<w:hdr xmlns:wpc="http://schemas.microsoft.com/office/word/2010/wordprocessingCanvas" xmlns:cx="http://schemas.microsoft.com/office/drawing/2014/chartex" xmlns:cx1="http://schemas.microsoft.com/office/drawing/2015/9/8/chartex" xmlns:cx2="http://schemas.microsoft.com/office/drawing/2015/10/21/chartex" xmlns:cx3="http://schemas.microsoft.com/office/drawing/2016/5/9/chartex" xmlns:cx4="http://schemas.microsoft.com/office/drawing/2016/5/10/chartex" xmlns:cx5="http://schemas.microsoft.com/office/drawing/2016/5/11/chartex" xmlns:cx6="http://schemas.microsoft.com/office/drawing/2016/5/12/chartex" xmlns:cx7="http://schemas.microsoft.com/office/drawing/2016/5/13/chartex" xmlns:cx8="http://schemas.microsoft.com/office/drawing/2016/5/14/chartex" xmlns:mc="http://schemas.openxmlformats.org/markup-compatibility/2006" xmlns:m="http://schemas.openxmlformats.org/officeDocument/2006/math" xmlns:aink="http://schemas.microsoft.com/office/drawing/2016/ink" xmlns:am3d="http://schemas.microsoft.com/office/drawing/2017/model3d" xmlns:oel="http://schemas.microsoft.com/office/2019/extlst" xmlns:r="http://schemas.openxmlformats.org/officeDocument/2006/relationships" xmlns:wp14="http://schemas.microsoft.com/office/word/2010/wordprocessingDrawing" xmlns:wp="http://schemas.openxmlformats.org/drawingml/2006/wordprocessingDrawing" xmlns:wpg="http://schemas.microsoft.com/office/word/2010/wordprocessingGroup" xmlns:wpi="http://schemas.microsoft.com/office/word/2010/wordprocessingInk" xmlns:wps="http://schemas.microsoft.com/office/word/2010/wordprocessingShape" xmlns:o="urn:schemas-microsoft-com:office:office" xmlns:v="urn:schemas-microsoft-com:vml" xmlns:w10="urn:schemas-microsoft-com:office:word" xmlns:w="http://schemas.openxmlformats.org/wordprocessingml/2006/main" xmlns:w14="http://schemas.microsoft.com/office/word/2010/wordml" xmlns:w15="http://schemas.microsoft.com/office/word/2012/wordml" xmlns:w16cei="http://schemas.microsoft.com/office/word/2026/wordml/cei" xmlns:w16cex="http://schemas.microsoft.com/office/word/2018/wordml/cex" xmlns:w16cid="http://schemas.microsoft.com/office/word/2016/wordml/cid" xmlns:w16="http://schemas.microsoft.com/office/word/2018/wordml" xmlns:w16sdtdh="http://schemas.microsoft.com/office/word/2020/wordml/sdtdatahash" xmlns:w16sdtfl="http://schemas.microsoft.com/office/word/2024/wordml/sdtformatlock" xmlns:w16se="http://schemas.microsoft.com/office/word/2015/wordml/symex" xmlns:w16du="http://schemas.microsoft.com/office/word/2023/wordml/word16du" xmlns:wne="http://schemas.microsoft.com/office/word/2006/wordml" mc:Ignorable="w14 w15 w16se w16cid w16 w16cex w16sdtdh w16sdtfl w16du wp14">
   <w:p>
     <w:pPr>
       <w:pStyle w:val="Header"/>
@@ -1937,7 +1924,7 @@
 </file>
 
 <file path=word/header2.xml><?xml version="1.0" encoding="utf-8"?>
-<w:hdr xmlns:wpc="http://schemas.microsoft.com/office/word/2010/wordprocessingCanvas" xmlns:cx="http://schemas.microsoft.com/office/drawing/2014/chartex" xmlns:cx1="http://schemas.microsoft.com/office/drawing/2015/9/8/chartex" xmlns:cx2="http://schemas.microsoft.com/office/drawing/2015/10/21/chartex" xmlns:cx3="http://schemas.microsoft.com/office/drawing/2016/5/9/chartex" xmlns:cx4="http://schemas.microsoft.com/office/drawing/2016/5/10/chartex" xmlns:cx5="http://schemas.microsoft.com/office/drawing/2016/5/11/chartex" xmlns:cx6="http://schemas.microsoft.com/office/drawing/2016/5/12/chartex" xmlns:cx7="http://schemas.microsoft.com/office/drawing/2016/5/13/chartex" xmlns:cx8="http://schemas.microsoft.com/office/drawing/2016/5/14/chartex" xmlns:mc="http://schemas.openxmlformats.org/markup-compatibility/2006" xmlns:m="http://schemas.openxmlformats.org/officeDocument/2006/math" xmlns:aink="http://schemas.microsoft.com/office/drawing/2016/ink" xmlns:am3d="http://schemas.microsoft.com/office/drawing/2017/model3d" xmlns:oel="http://schemas.microsoft.com/office/2019/extlst" xmlns:r="http://schemas.openxmlformats.org/officeDocument/2006/relationships" xmlns:wp14="http://schemas.microsoft.com/office/word/2010/wordprocessingDrawing" xmlns:wp="http://schemas.openxmlformats.org/drawingml/2006/wordprocessingDrawing" xmlns:wpg="http://schemas.microsoft.com/office/word/2010/wordprocessingGroup" xmlns:wpi="http://schemas.microsoft.com/office/word/2010/wordprocessingInk" xmlns:wps="http://schemas.microsoft.com/office/word/2010/wordprocessingShape" xmlns:o="urn:schemas-microsoft-com:office:office" xmlns:v="urn:schemas-microsoft-com:vml" xmlns:w10="urn:schemas-microsoft-com:office:word" xmlns:w="http://schemas.openxmlformats.org/wordprocessingml/2006/main" xmlns:w14="http://schemas.microsoft.com/office/word/2010/wordml" xmlns:w15="http://schemas.microsoft.com/office/word/2012/wordml" xmlns:w16cex="http://schemas.microsoft.com/office/word/2018/wordml/cex" xmlns:w16cid="http://schemas.microsoft.com/office/word/2016/wordml/cid" xmlns:w16="http://schemas.microsoft.com/office/word/2018/wordml" xmlns:w16sdtdh="http://schemas.microsoft.com/office/word/2020/wordml/sdtdatahash" xmlns:w16sdtfl="http://schemas.microsoft.com/office/word/2024/wordml/sdtformatlock" xmlns:w16se="http://schemas.microsoft.com/office/word/2015/wordml/symex" xmlns:w16du="http://schemas.microsoft.com/office/word/2023/wordml/word16du" xmlns:wne="http://schemas.microsoft.com/office/word/2006/wordml" mc:Ignorable="w14 w15 w16se w16cid w16 w16cex w16sdtdh w16sdtfl w16du wp14">
+<w:hdr xmlns:wpc="http://schemas.microsoft.com/office/word/2010/wordprocessingCanvas" xmlns:cx="http://schemas.microsoft.com/office/drawing/2014/chartex" xmlns:cx1="http://schemas.microsoft.com/office/drawing/2015/9/8/chartex" xmlns:cx2="http://schemas.microsoft.com/office/drawing/2015/10/21/chartex" xmlns:cx3="http://schemas.microsoft.com/office/drawing/2016/5/9/chartex" xmlns:cx4="http://schemas.microsoft.com/office/drawing/2016/5/10/chartex" xmlns:cx5="http://schemas.microsoft.com/office/drawing/2016/5/11/chartex" xmlns:cx6="http://schemas.microsoft.com/office/drawing/2016/5/12/chartex" xmlns:cx7="http://schemas.microsoft.com/office/drawing/2016/5/13/chartex" xmlns:cx8="http://schemas.microsoft.com/office/drawing/2016/5/14/chartex" xmlns:mc="http://schemas.openxmlformats.org/markup-compatibility/2006" xmlns:m="http://schemas.openxmlformats.org/officeDocument/2006/math" xmlns:aink="http://schemas.microsoft.com/office/drawing/2016/ink" xmlns:am3d="http://schemas.microsoft.com/office/drawing/2017/model3d" xmlns:oel="http://schemas.microsoft.com/office/2019/extlst" xmlns:r="http://schemas.openxmlformats.org/officeDocument/2006/relationships" xmlns:wp14="http://schemas.microsoft.com/office/word/2010/wordprocessingDrawing" xmlns:wp="http://schemas.openxmlformats.org/drawingml/2006/wordprocessingDrawing" xmlns:wpg="http://schemas.microsoft.com/office/word/2010/wordprocessingGroup" xmlns:wpi="http://schemas.microsoft.com/office/word/2010/wordprocessingInk" xmlns:wps="http://schemas.microsoft.com/office/word/2010/wordprocessingShape" xmlns:o="urn:schemas-microsoft-com:office:office" xmlns:v="urn:schemas-microsoft-com:vml" xmlns:w10="urn:schemas-microsoft-com:office:word" xmlns:w="http://schemas.openxmlformats.org/wordprocessingml/2006/main" xmlns:w14="http://schemas.microsoft.com/office/word/2010/wordml" xmlns:w15="http://schemas.microsoft.com/office/word/2012/wordml" xmlns:w16cei="http://schemas.microsoft.com/office/word/2026/wordml/cei" xmlns:w16cex="http://schemas.microsoft.com/office/word/2018/wordml/cex" xmlns:w16cid="http://schemas.microsoft.com/office/word/2016/wordml/cid" xmlns:w16="http://schemas.microsoft.com/office/word/2018/wordml" xmlns:w16sdtdh="http://schemas.microsoft.com/office/word/2020/wordml/sdtdatahash" xmlns:w16sdtfl="http://schemas.microsoft.com/office/word/2024/wordml/sdtformatlock" xmlns:w16se="http://schemas.microsoft.com/office/word/2015/wordml/symex" xmlns:w16du="http://schemas.microsoft.com/office/word/2023/wordml/word16du" xmlns:wne="http://schemas.microsoft.com/office/word/2006/wordml" mc:Ignorable="w14 w15 w16se w16cid w16 w16cex w16sdtdh w16sdtfl w16du wp14">
   <w:p>
     <w:pPr>
       <w:pStyle w:val="Header"/>
@@ -1947,7 +1934,7 @@
 </file>
 
 <file path=word/header3.xml><?xml version="1.0" encoding="utf-8"?>
-<w:hdr xmlns:wpc="http://schemas.microsoft.com/office/word/2010/wordprocessingCanvas" xmlns:cx="http://schemas.microsoft.com/office/drawing/2014/chartex" xmlns:cx1="http://schemas.microsoft.com/office/drawing/2015/9/8/chartex" xmlns:cx2="http://schemas.microsoft.com/office/drawing/2015/10/21/chartex" xmlns:cx3="http://schemas.microsoft.com/office/drawing/2016/5/9/chartex" xmlns:cx4="http://schemas.microsoft.com/office/drawing/2016/5/10/chartex" xmlns:cx5="http://schemas.microsoft.com/office/drawing/2016/5/11/chartex" xmlns:cx6="http://schemas.microsoft.com/office/drawing/2016/5/12/chartex" xmlns:cx7="http://schemas.microsoft.com/office/drawing/2016/5/13/chartex" xmlns:cx8="http://schemas.microsoft.com/office/drawing/2016/5/14/chartex" xmlns:mc="http://schemas.openxmlformats.org/markup-compatibility/2006" xmlns:m="http://schemas.openxmlformats.org/officeDocument/2006/math" xmlns:aink="http://schemas.microsoft.com/office/drawing/2016/ink" xmlns:am3d="http://schemas.microsoft.com/office/drawing/2017/model3d" xmlns:oel="http://schemas.microsoft.com/office/2019/extlst" xmlns:r="http://schemas.openxmlformats.org/officeDocument/2006/relationships" xmlns:wp14="http://schemas.microsoft.com/office/word/2010/wordprocessingDrawing" xmlns:wp="http://schemas.openxmlformats.org/drawingml/2006/wordprocessingDrawing" xmlns:wpg="http://schemas.microsoft.com/office/word/2010/wordprocessingGroup" xmlns:wpi="http://schemas.microsoft.com/office/word/2010/wordprocessingInk" xmlns:wps="http://schemas.microsoft.com/office/word/2010/wordprocessingShape" xmlns:o="urn:schemas-microsoft-com:office:office" xmlns:v="urn:schemas-microsoft-com:vml" xmlns:w10="urn:schemas-microsoft-com:office:word" xmlns:w="http://schemas.openxmlformats.org/wordprocessingml/2006/main" xmlns:w14="http://schemas.microsoft.com/office/word/2010/wordml" xmlns:w15="http://schemas.microsoft.com/office/word/2012/wordml" xmlns:w16cex="http://schemas.microsoft.com/office/word/2018/wordml/cex" xmlns:w16cid="http://schemas.microsoft.com/office/word/2016/wordml/cid" xmlns:w16="http://schemas.microsoft.com/office/word/2018/wordml" xmlns:w16sdtdh="http://schemas.microsoft.com/office/word/2020/wordml/sdtdatahash" xmlns:w16sdtfl="http://schemas.microsoft.com/office/word/2024/wordml/sdtformatlock" xmlns:w16se="http://schemas.microsoft.com/office/word/2015/wordml/symex" xmlns:w16du="http://schemas.microsoft.com/office/word/2023/wordml/word16du" xmlns:wne="http://schemas.microsoft.com/office/word/2006/wordml" mc:Ignorable="w14 w15 w16se w16cid w16 w16cex w16sdtdh w16sdtfl w16du wp14">
+<w:hdr xmlns:wpc="http://schemas.microsoft.com/office/word/2010/wordprocessingCanvas" xmlns:cx="http://schemas.microsoft.com/office/drawing/2014/chartex" xmlns:cx1="http://schemas.microsoft.com/office/drawing/2015/9/8/chartex" xmlns:cx2="http://schemas.microsoft.com/office/drawing/2015/10/21/chartex" xmlns:cx3="http://schemas.microsoft.com/office/drawing/2016/5/9/chartex" xmlns:cx4="http://schemas.microsoft.com/office/drawing/2016/5/10/chartex" xmlns:cx5="http://schemas.microsoft.com/office/drawing/2016/5/11/chartex" xmlns:cx6="http://schemas.microsoft.com/office/drawing/2016/5/12/chartex" xmlns:cx7="http://schemas.microsoft.com/office/drawing/2016/5/13/chartex" xmlns:cx8="http://schemas.microsoft.com/office/drawing/2016/5/14/chartex" xmlns:mc="http://schemas.openxmlformats.org/markup-compatibility/2006" xmlns:m="http://schemas.openxmlformats.org/officeDocument/2006/math" xmlns:aink="http://schemas.microsoft.com/office/drawing/2016/ink" xmlns:am3d="http://schemas.microsoft.com/office/drawing/2017/model3d" xmlns:oel="http://schemas.microsoft.com/office/2019/extlst" xmlns:r="http://schemas.openxmlformats.org/officeDocument/2006/relationships" xmlns:wp14="http://schemas.microsoft.com/office/word/2010/wordprocessingDrawing" xmlns:wp="http://schemas.openxmlformats.org/drawingml/2006/wordprocessingDrawing" xmlns:wpg="http://schemas.microsoft.com/office/word/2010/wordprocessingGroup" xmlns:wpi="http://schemas.microsoft.com/office/word/2010/wordprocessingInk" xmlns:wps="http://schemas.microsoft.com/office/word/2010/wordprocessingShape" xmlns:o="urn:schemas-microsoft-com:office:office" xmlns:v="urn:schemas-microsoft-com:vml" xmlns:w10="urn:schemas-microsoft-com:office:word" xmlns:w="http://schemas.openxmlformats.org/wordprocessingml/2006/main" xmlns:w14="http://schemas.microsoft.com/office/word/2010/wordml" xmlns:w15="http://schemas.microsoft.com/office/word/2012/wordml" xmlns:w16cei="http://schemas.microsoft.com/office/word/2026/wordml/cei" xmlns:w16cex="http://schemas.microsoft.com/office/word/2018/wordml/cex" xmlns:w16cid="http://schemas.microsoft.com/office/word/2016/wordml/cid" xmlns:w16="http://schemas.microsoft.com/office/word/2018/wordml" xmlns:w16sdtdh="http://schemas.microsoft.com/office/word/2020/wordml/sdtdatahash" xmlns:w16sdtfl="http://schemas.microsoft.com/office/word/2024/wordml/sdtformatlock" xmlns:w16se="http://schemas.microsoft.com/office/word/2015/wordml/symex" xmlns:w16du="http://schemas.microsoft.com/office/word/2023/wordml/word16du" xmlns:wne="http://schemas.microsoft.com/office/word/2006/wordml" mc:Ignorable="w14 w15 w16se w16cid w16 w16cex w16sdtdh w16sdtfl w16du wp14">
   <w:p>
     <w:pPr>
       <w:pStyle w:val="Header"/>
@@ -1957,7 +1944,7 @@
 </file>
 
 <file path=word/numbering.xml><?xml version="1.0" encoding="utf-8"?>
-<w:numbering xmlns:wpc="http://schemas.microsoft.com/office/word/2010/wordprocessingCanvas" xmlns:cx="http://schemas.microsoft.com/office/drawing/2014/chartex" xmlns:cx1="http://schemas.microsoft.com/office/drawing/2015/9/8/chartex" xmlns:cx2="http://schemas.microsoft.com/office/drawing/2015/10/21/chartex" xmlns:cx3="http://schemas.microsoft.com/office/drawing/2016/5/9/chartex" xmlns:cx4="http://schemas.microsoft.com/office/drawing/2016/5/10/chartex" xmlns:cx5="http://schemas.microsoft.com/office/drawing/2016/5/11/chartex" xmlns:cx6="http://schemas.microsoft.com/office/drawing/2016/5/12/chartex" xmlns:cx7="http://schemas.microsoft.com/office/drawing/2016/5/13/chartex" xmlns:cx8="http://schemas.microsoft.com/office/drawing/2016/5/14/chartex" xmlns:mc="http://schemas.openxmlformats.org/markup-compatibility/2006" xmlns:m="http://schemas.openxmlformats.org/officeDocument/2006/math" xmlns:aink="http://schemas.microsoft.com/office/drawing/2016/ink" xmlns:am3d="http://schemas.microsoft.com/office/drawing/2017/model3d" xmlns:oel="http://schemas.microsoft.com/office/2019/extlst" xmlns:r="http://schemas.openxmlformats.org/officeDocument/2006/relationships" xmlns:wp14="http://schemas.microsoft.com/office/word/2010/wordprocessingDrawing" xmlns:wp="http://schemas.openxmlformats.org/drawingml/2006/wordprocessingDrawing" xmlns:wpg="http://schemas.microsoft.com/office/word/2010/wordprocessingGroup" xmlns:wpi="http://schemas.microsoft.com/office/word/2010/wordprocessingInk" xmlns:wps="http://schemas.microsoft.com/office/word/2010/wordprocessingShape" xmlns:o="urn:schemas-microsoft-com:office:office" xmlns:v="urn:schemas-microsoft-com:vml" xmlns:w10="urn:schemas-microsoft-com:office:word" xmlns:w="http://schemas.openxmlformats.org/wordprocessingml/2006/main" xmlns:w14="http://schemas.microsoft.com/office/word/2010/wordml" xmlns:w15="http://schemas.microsoft.com/office/word/2012/wordml" xmlns:w16cex="http://schemas.microsoft.com/office/word/2018/wordml/cex" xmlns:w16cid="http://schemas.microsoft.com/office/word/2016/wordml/cid" xmlns:w16="http://schemas.microsoft.com/office/word/2018/wordml" xmlns:w16sdtdh="http://schemas.microsoft.com/office/word/2020/wordml/sdtdatahash" xmlns:w16sdtfl="http://schemas.microsoft.com/office/word/2024/wordml/sdtformatlock" xmlns:w16se="http://schemas.microsoft.com/office/word/2015/wordml/symex" xmlns:w16du="http://schemas.microsoft.com/office/word/2023/wordml/word16du" xmlns:wne="http://schemas.microsoft.com/office/word/2006/wordml" mc:Ignorable="w14 w15 w16se w16cid w16 w16cex w16sdtdh w16sdtfl w16du wp14">
+<w:numbering xmlns:wpc="http://schemas.microsoft.com/office/word/2010/wordprocessingCanvas" xmlns:cx="http://schemas.microsoft.com/office/drawing/2014/chartex" xmlns:cx1="http://schemas.microsoft.com/office/drawing/2015/9/8/chartex" xmlns:cx2="http://schemas.microsoft.com/office/drawing/2015/10/21/chartex" xmlns:cx3="http://schemas.microsoft.com/office/drawing/2016/5/9/chartex" xmlns:cx4="http://schemas.microsoft.com/office/drawing/2016/5/10/chartex" xmlns:cx5="http://schemas.microsoft.com/office/drawing/2016/5/11/chartex" xmlns:cx6="http://schemas.microsoft.com/office/drawing/2016/5/12/chartex" xmlns:cx7="http://schemas.microsoft.com/office/drawing/2016/5/13/chartex" xmlns:cx8="http://schemas.microsoft.com/office/drawing/2016/5/14/chartex" xmlns:mc="http://schemas.openxmlformats.org/markup-compatibility/2006" xmlns:m="http://schemas.openxmlformats.org/officeDocument/2006/math" xmlns:aink="http://schemas.microsoft.com/office/drawing/2016/ink" xmlns:am3d="http://schemas.microsoft.com/office/drawing/2017/model3d" xmlns:oel="http://schemas.microsoft.com/office/2019/extlst" xmlns:r="http://schemas.openxmlformats.org/officeDocument/2006/relationships" xmlns:wp14="http://schemas.microsoft.com/office/word/2010/wordprocessingDrawing" xmlns:wp="http://schemas.openxmlformats.org/drawingml/2006/wordprocessingDrawing" xmlns:wpg="http://schemas.microsoft.com/office/word/2010/wordprocessingGroup" xmlns:wpi="http://schemas.microsoft.com/office/word/2010/wordprocessingInk" xmlns:wps="http://schemas.microsoft.com/office/word/2010/wordprocessingShape" xmlns:o="urn:schemas-microsoft-com:office:office" xmlns:v="urn:schemas-microsoft-com:vml" xmlns:w10="urn:schemas-microsoft-com:office:word" xmlns:w="http://schemas.openxmlformats.org/wordprocessingml/2006/main" xmlns:w14="http://schemas.microsoft.com/office/word/2010/wordml" xmlns:w15="http://schemas.microsoft.com/office/word/2012/wordml" xmlns:w16cei="http://schemas.microsoft.com/office/word/2026/wordml/cei" xmlns:w16cex="http://schemas.microsoft.com/office/word/2018/wordml/cex" xmlns:w16cid="http://schemas.microsoft.com/office/word/2016/wordml/cid" xmlns:w16="http://schemas.microsoft.com/office/word/2018/wordml" xmlns:w16sdtdh="http://schemas.microsoft.com/office/word/2020/wordml/sdtdatahash" xmlns:w16sdtfl="http://schemas.microsoft.com/office/word/2024/wordml/sdtformatlock" xmlns:w16se="http://schemas.microsoft.com/office/word/2015/wordml/symex" xmlns:w16du="http://schemas.microsoft.com/office/word/2023/wordml/word16du" xmlns:wne="http://schemas.microsoft.com/office/word/2006/wordml" mc:Ignorable="w14 w15 w16se w16cid w16 w16cex w16sdtdh w16sdtfl w16du wp14">
   <w:abstractNum w:abstractNumId="0" w15:restartNumberingAfterBreak="0">
     <w:nsid w:val="00000001"/>
     <w:multiLevelType w:val="hybridMultilevel"/>
@@ -2013,6 +2000,118 @@
     </w:lvl>
   </w:abstractNum>
   <w:abstractNum w:abstractNumId="1" w15:restartNumberingAfterBreak="0">
+    <w:nsid w:val="0350362F"/>
+    <w:multiLevelType w:val="multilevel"/>
+    <w:tmpl w:val="E9086504"/>
+    <w:lvl w:ilvl="0">
+      <w:numFmt w:val="bullet"/>
+      <w:lvlText w:val="●"/>
+      <w:lvlJc w:val="left"/>
+      <w:pPr>
+        <w:ind w:left="360" w:hanging="360"/>
+      </w:pPr>
+      <w:rPr>
+        <w:rFonts w:ascii="Noto Sans Symbols" w:eastAsia="Noto Sans Symbols" w:hAnsi="Noto Sans Symbols" w:cs="Noto Sans Symbols"/>
+      </w:rPr>
+    </w:lvl>
+    <w:lvl w:ilvl="1">
+      <w:start w:val="1"/>
+      <w:numFmt w:val="bullet"/>
+      <w:lvlText w:val="o"/>
+      <w:lvlJc w:val="left"/>
+      <w:pPr>
+        <w:ind w:left="1080" w:hanging="360"/>
+      </w:pPr>
+      <w:rPr>
+        <w:rFonts w:ascii="Courier New" w:eastAsia="Courier New" w:hAnsi="Courier New" w:cs="Courier New"/>
+      </w:rPr>
+    </w:lvl>
+    <w:lvl w:ilvl="2">
+      <w:start w:val="1"/>
+      <w:numFmt w:val="bullet"/>
+      <w:lvlText w:val="▪"/>
+      <w:lvlJc w:val="left"/>
+      <w:pPr>
+        <w:ind w:left="1800" w:hanging="360"/>
+      </w:pPr>
+      <w:rPr>
+        <w:rFonts w:ascii="Noto Sans Symbols" w:eastAsia="Noto Sans Symbols" w:hAnsi="Noto Sans Symbols" w:cs="Noto Sans Symbols"/>
+      </w:rPr>
+    </w:lvl>
+    <w:lvl w:ilvl="3">
+      <w:start w:val="1"/>
+      <w:numFmt w:val="bullet"/>
+      <w:lvlText w:val="●"/>
+      <w:lvlJc w:val="left"/>
+      <w:pPr>
+        <w:ind w:left="2520" w:hanging="360"/>
+      </w:pPr>
+      <w:rPr>
+        <w:rFonts w:ascii="Noto Sans Symbols" w:eastAsia="Noto Sans Symbols" w:hAnsi="Noto Sans Symbols" w:cs="Noto Sans Symbols"/>
+      </w:rPr>
+    </w:lvl>
+    <w:lvl w:ilvl="4">
+      <w:start w:val="1"/>
+      <w:numFmt w:val="bullet"/>
+      <w:lvlText w:val="o"/>
+      <w:lvlJc w:val="left"/>
+      <w:pPr>
+        <w:ind w:left="3240" w:hanging="360"/>
+      </w:pPr>
+      <w:rPr>
+        <w:rFonts w:ascii="Courier New" w:eastAsia="Courier New" w:hAnsi="Courier New" w:cs="Courier New"/>
+      </w:rPr>
+    </w:lvl>
+    <w:lvl w:ilvl="5">
+      <w:start w:val="1"/>
+      <w:numFmt w:val="bullet"/>
+      <w:lvlText w:val="▪"/>
+      <w:lvlJc w:val="left"/>
+      <w:pPr>
+        <w:ind w:left="3960" w:hanging="360"/>
+      </w:pPr>
+      <w:rPr>
+        <w:rFonts w:ascii="Noto Sans Symbols" w:eastAsia="Noto Sans Symbols" w:hAnsi="Noto Sans Symbols" w:cs="Noto Sans Symbols"/>
+      </w:rPr>
+    </w:lvl>
+    <w:lvl w:ilvl="6">
+      <w:start w:val="1"/>
+      <w:numFmt w:val="bullet"/>
+      <w:lvlText w:val="●"/>
+      <w:lvlJc w:val="left"/>
+      <w:pPr>
+        <w:ind w:left="4680" w:hanging="360"/>
+      </w:pPr>
+      <w:rPr>
+        <w:rFonts w:ascii="Noto Sans Symbols" w:eastAsia="Noto Sans Symbols" w:hAnsi="Noto Sans Symbols" w:cs="Noto Sans Symbols"/>
+      </w:rPr>
+    </w:lvl>
+    <w:lvl w:ilvl="7">
+      <w:start w:val="1"/>
+      <w:numFmt w:val="bullet"/>
+      <w:lvlText w:val="o"/>
+      <w:lvlJc w:val="left"/>
+      <w:pPr>
+        <w:ind w:left="5400" w:hanging="360"/>
+      </w:pPr>
+      <w:rPr>
+        <w:rFonts w:ascii="Courier New" w:eastAsia="Courier New" w:hAnsi="Courier New" w:cs="Courier New"/>
+      </w:rPr>
+    </w:lvl>
+    <w:lvl w:ilvl="8">
+      <w:start w:val="1"/>
+      <w:numFmt w:val="bullet"/>
+      <w:lvlText w:val="▪"/>
+      <w:lvlJc w:val="left"/>
+      <w:pPr>
+        <w:ind w:left="6120" w:hanging="360"/>
+      </w:pPr>
+      <w:rPr>
+        <w:rFonts w:ascii="Noto Sans Symbols" w:eastAsia="Noto Sans Symbols" w:hAnsi="Noto Sans Symbols" w:cs="Noto Sans Symbols"/>
+      </w:rPr>
+    </w:lvl>
+  </w:abstractNum>
+  <w:abstractNum w:abstractNumId="2" w15:restartNumberingAfterBreak="0">
     <w:nsid w:val="074C25D9"/>
     <w:multiLevelType w:val="hybridMultilevel"/>
     <w:tmpl w:val="7B3E5B2E"/>
@@ -2098,7 +2197,7 @@
       </w:pPr>
     </w:lvl>
   </w:abstractNum>
-  <w:abstractNum w:abstractNumId="2" w15:restartNumberingAfterBreak="0">
+  <w:abstractNum w:abstractNumId="3" w15:restartNumberingAfterBreak="0">
     <w:nsid w:val="08096F55"/>
     <w:multiLevelType w:val="hybridMultilevel"/>
     <w:tmpl w:val="18C8055E"/>
@@ -2211,7 +2310,7 @@
       </w:rPr>
     </w:lvl>
   </w:abstractNum>
-  <w:abstractNum w:abstractNumId="3" w15:restartNumberingAfterBreak="0">
+  <w:abstractNum w:abstractNumId="4" w15:restartNumberingAfterBreak="0">
     <w:nsid w:val="101D6CE6"/>
     <w:multiLevelType w:val="multilevel"/>
     <w:tmpl w:val="24DA469E"/>
@@ -2360,7 +2459,7 @@
       </w:rPr>
     </w:lvl>
   </w:abstractNum>
-  <w:abstractNum w:abstractNumId="4" w15:restartNumberingAfterBreak="0">
+  <w:abstractNum w:abstractNumId="5" w15:restartNumberingAfterBreak="0">
     <w:nsid w:val="14B6336C"/>
     <w:multiLevelType w:val="hybridMultilevel"/>
     <w:tmpl w:val="CC92AAC4"/>
@@ -2473,7 +2572,7 @@
       </w:rPr>
     </w:lvl>
   </w:abstractNum>
-  <w:abstractNum w:abstractNumId="5" w15:restartNumberingAfterBreak="0">
+  <w:abstractNum w:abstractNumId="6" w15:restartNumberingAfterBreak="0">
     <w:nsid w:val="16D75BB2"/>
     <w:multiLevelType w:val="hybridMultilevel"/>
     <w:tmpl w:val="5F7809AE"/>
@@ -2585,7 +2684,7 @@
       </w:rPr>
     </w:lvl>
   </w:abstractNum>
-  <w:abstractNum w:abstractNumId="6" w15:restartNumberingAfterBreak="0">
+  <w:abstractNum w:abstractNumId="7" w15:restartNumberingAfterBreak="0">
     <w:nsid w:val="297355AE"/>
     <w:multiLevelType w:val="multilevel"/>
     <w:tmpl w:val="94341198"/>
@@ -2734,7 +2833,7 @@
       </w:rPr>
     </w:lvl>
   </w:abstractNum>
-  <w:abstractNum w:abstractNumId="7" w15:restartNumberingAfterBreak="0">
+  <w:abstractNum w:abstractNumId="8" w15:restartNumberingAfterBreak="0">
     <w:nsid w:val="2DAE3152"/>
     <w:multiLevelType w:val="hybridMultilevel"/>
     <w:tmpl w:val="C84C7FAE"/>
@@ -2847,7 +2946,7 @@
       </w:rPr>
     </w:lvl>
   </w:abstractNum>
-  <w:abstractNum w:abstractNumId="8" w15:restartNumberingAfterBreak="0">
+  <w:abstractNum w:abstractNumId="9" w15:restartNumberingAfterBreak="0">
     <w:nsid w:val="2E2F7D96"/>
     <w:multiLevelType w:val="hybridMultilevel"/>
     <w:tmpl w:val="4308E732"/>
@@ -2959,7 +3058,7 @@
       </w:rPr>
     </w:lvl>
   </w:abstractNum>
-  <w:abstractNum w:abstractNumId="9" w15:restartNumberingAfterBreak="0">
+  <w:abstractNum w:abstractNumId="10" w15:restartNumberingAfterBreak="0">
     <w:nsid w:val="34CA692B"/>
     <w:multiLevelType w:val="multilevel"/>
     <w:tmpl w:val="D92AC5C6"/>
@@ -3108,7 +3207,7 @@
       </w:rPr>
     </w:lvl>
   </w:abstractNum>
-  <w:abstractNum w:abstractNumId="10" w15:restartNumberingAfterBreak="0">
+  <w:abstractNum w:abstractNumId="11" w15:restartNumberingAfterBreak="0">
     <w:nsid w:val="39F23146"/>
     <w:multiLevelType w:val="hybridMultilevel"/>
     <w:tmpl w:val="FBA6B804"/>
@@ -3220,7 +3319,7 @@
       </w:rPr>
     </w:lvl>
   </w:abstractNum>
-  <w:abstractNum w:abstractNumId="11" w15:restartNumberingAfterBreak="0">
+  <w:abstractNum w:abstractNumId="12" w15:restartNumberingAfterBreak="0">
     <w:nsid w:val="3EE943DD"/>
     <w:multiLevelType w:val="hybridMultilevel"/>
     <w:tmpl w:val="77825B64"/>
@@ -3333,7 +3432,7 @@
       </w:rPr>
     </w:lvl>
   </w:abstractNum>
-  <w:abstractNum w:abstractNumId="12" w15:restartNumberingAfterBreak="0">
+  <w:abstractNum w:abstractNumId="13" w15:restartNumberingAfterBreak="0">
     <w:nsid w:val="464F7FF0"/>
     <w:multiLevelType w:val="hybridMultilevel"/>
     <w:tmpl w:val="BEE04B1E"/>
@@ -3445,7 +3544,138 @@
       </w:rPr>
     </w:lvl>
   </w:abstractNum>
-  <w:abstractNum w:abstractNumId="13" w15:restartNumberingAfterBreak="0">
+  <w:abstractNum w:abstractNumId="14" w15:restartNumberingAfterBreak="0">
+    <w:nsid w:val="59457366"/>
+    <w:multiLevelType w:val="multilevel"/>
+    <w:tmpl w:val="E0E66C66"/>
+    <w:lvl w:ilvl="0">
+      <w:start w:val="1"/>
+      <w:numFmt w:val="bullet"/>
+      <w:lvlText w:val="●"/>
+      <w:lvlJc w:val="left"/>
+      <w:pPr>
+        <w:ind w:left="720" w:hanging="360"/>
+      </w:pPr>
+      <w:rPr>
+        <w:rFonts w:ascii="Noto Sans Symbols" w:eastAsia="Noto Sans Symbols" w:hAnsi="Noto Sans Symbols" w:cs="Noto Sans Symbols"/>
+        <w:sz w:val="20"/>
+        <w:szCs w:val="20"/>
+      </w:rPr>
+    </w:lvl>
+    <w:lvl w:ilvl="1">
+      <w:start w:val="1"/>
+      <w:numFmt w:val="bullet"/>
+      <w:lvlText w:val="o"/>
+      <w:lvlJc w:val="left"/>
+      <w:pPr>
+        <w:ind w:left="1440" w:hanging="360"/>
+      </w:pPr>
+      <w:rPr>
+        <w:rFonts w:ascii="Courier New" w:eastAsia="Courier New" w:hAnsi="Courier New" w:cs="Courier New"/>
+        <w:sz w:val="20"/>
+        <w:szCs w:val="20"/>
+      </w:rPr>
+    </w:lvl>
+    <w:lvl w:ilvl="2">
+      <w:start w:val="1"/>
+      <w:numFmt w:val="bullet"/>
+      <w:lvlText w:val="▪"/>
+      <w:lvlJc w:val="left"/>
+      <w:pPr>
+        <w:ind w:left="2160" w:hanging="360"/>
+      </w:pPr>
+      <w:rPr>
+        <w:rFonts w:ascii="Noto Sans Symbols" w:eastAsia="Noto Sans Symbols" w:hAnsi="Noto Sans Symbols" w:cs="Noto Sans Symbols"/>
+        <w:sz w:val="20"/>
+        <w:szCs w:val="20"/>
+      </w:rPr>
+    </w:lvl>
+    <w:lvl w:ilvl="3">
+      <w:start w:val="1"/>
+      <w:numFmt w:val="bullet"/>
+      <w:lvlText w:val="▪"/>
+      <w:lvlJc w:val="left"/>
+      <w:pPr>
+        <w:ind w:left="2880" w:hanging="360"/>
+      </w:pPr>
+      <w:rPr>
+        <w:rFonts w:ascii="Noto Sans Symbols" w:eastAsia="Noto Sans Symbols" w:hAnsi="Noto Sans Symbols" w:cs="Noto Sans Symbols"/>
+        <w:sz w:val="20"/>
+        <w:szCs w:val="20"/>
+      </w:rPr>
+    </w:lvl>
+    <w:lvl w:ilvl="4">
+      <w:start w:val="1"/>
+      <w:numFmt w:val="bullet"/>
+      <w:lvlText w:val="▪"/>
+      <w:lvlJc w:val="left"/>
+      <w:pPr>
+        <w:ind w:left="3600" w:hanging="360"/>
+      </w:pPr>
+      <w:rPr>
+        <w:rFonts w:ascii="Noto Sans Symbols" w:eastAsia="Noto Sans Symbols" w:hAnsi="Noto Sans Symbols" w:cs="Noto Sans Symbols"/>
+        <w:sz w:val="20"/>
+        <w:szCs w:val="20"/>
+      </w:rPr>
+    </w:lvl>
+    <w:lvl w:ilvl="5">
+      <w:start w:val="1"/>
+      <w:numFmt w:val="bullet"/>
+      <w:lvlText w:val="▪"/>
+      <w:lvlJc w:val="left"/>
+      <w:pPr>
+        <w:ind w:left="4320" w:hanging="360"/>
+      </w:pPr>
+      <w:rPr>
+        <w:rFonts w:ascii="Noto Sans Symbols" w:eastAsia="Noto Sans Symbols" w:hAnsi="Noto Sans Symbols" w:cs="Noto Sans Symbols"/>
+        <w:sz w:val="20"/>
+        <w:szCs w:val="20"/>
+      </w:rPr>
+    </w:lvl>
+    <w:lvl w:ilvl="6">
+      <w:start w:val="1"/>
+      <w:numFmt w:val="bullet"/>
+      <w:lvlText w:val="▪"/>
+      <w:lvlJc w:val="left"/>
+      <w:pPr>
+        <w:ind w:left="5040" w:hanging="360"/>
+      </w:pPr>
+      <w:rPr>
+        <w:rFonts w:ascii="Noto Sans Symbols" w:eastAsia="Noto Sans Symbols" w:hAnsi="Noto Sans Symbols" w:cs="Noto Sans Symbols"/>
+        <w:sz w:val="20"/>
+        <w:szCs w:val="20"/>
+      </w:rPr>
+    </w:lvl>
+    <w:lvl w:ilvl="7">
+      <w:start w:val="1"/>
+      <w:numFmt w:val="bullet"/>
+      <w:lvlText w:val="▪"/>
+      <w:lvlJc w:val="left"/>
+      <w:pPr>
+        <w:ind w:left="5760" w:hanging="360"/>
+      </w:pPr>
+      <w:rPr>
+        <w:rFonts w:ascii="Noto Sans Symbols" w:eastAsia="Noto Sans Symbols" w:hAnsi="Noto Sans Symbols" w:cs="Noto Sans Symbols"/>
+        <w:sz w:val="20"/>
+        <w:szCs w:val="20"/>
+      </w:rPr>
+    </w:lvl>
+    <w:lvl w:ilvl="8">
+      <w:start w:val="1"/>
+      <w:numFmt w:val="bullet"/>
+      <w:lvlText w:val="▪"/>
+      <w:lvlJc w:val="left"/>
+      <w:pPr>
+        <w:ind w:left="6480" w:hanging="360"/>
+      </w:pPr>
+      <w:rPr>
+        <w:rFonts w:ascii="Noto Sans Symbols" w:eastAsia="Noto Sans Symbols" w:hAnsi="Noto Sans Symbols" w:cs="Noto Sans Symbols"/>
+        <w:sz w:val="20"/>
+        <w:szCs w:val="20"/>
+      </w:rPr>
+    </w:lvl>
+  </w:abstractNum>
+  <w:abstractNum w:abstractNumId="15" w15:restartNumberingAfterBreak="0">
     <w:nsid w:val="5DA975BD"/>
     <w:multiLevelType w:val="hybridMultilevel"/>
     <w:tmpl w:val="6A2CA654"/>
@@ -3558,7 +3788,7 @@
       </w:rPr>
     </w:lvl>
   </w:abstractNum>
-  <w:abstractNum w:abstractNumId="14" w15:restartNumberingAfterBreak="0">
+  <w:abstractNum w:abstractNumId="16" w15:restartNumberingAfterBreak="0">
     <w:nsid w:val="6533201D"/>
     <w:multiLevelType w:val="hybridMultilevel"/>
     <w:tmpl w:val="8340960E"/>
@@ -3625,7 +3855,7 @@
       <w:lvlJc w:val="left"/>
     </w:lvl>
   </w:abstractNum>
-  <w:abstractNum w:abstractNumId="15" w15:restartNumberingAfterBreak="0">
+  <w:abstractNum w:abstractNumId="17" w15:restartNumberingAfterBreak="0">
     <w:nsid w:val="71033E3B"/>
     <w:multiLevelType w:val="hybridMultilevel"/>
     <w:tmpl w:val="59A813F0"/>
@@ -3738,7 +3968,7 @@
       </w:rPr>
     </w:lvl>
   </w:abstractNum>
-  <w:abstractNum w:abstractNumId="16" w15:restartNumberingAfterBreak="0">
+  <w:abstractNum w:abstractNumId="18" w15:restartNumberingAfterBreak="0">
     <w:nsid w:val="75551869"/>
     <w:multiLevelType w:val="multilevel"/>
     <w:tmpl w:val="F544C41E"/>
@@ -3804,58 +4034,64 @@
     </w:lvl>
   </w:abstractNum>
   <w:num w:numId="1" w16cid:durableId="835538897">
-    <w:abstractNumId w:val="1"/>
+    <w:abstractNumId w:val="2"/>
     <w:lvlOverride w:ilvl="0">
       <w:startOverride w:val="1"/>
     </w:lvlOverride>
   </w:num>
   <w:num w:numId="2" w16cid:durableId="965745072">
-    <w:abstractNumId w:val="14"/>
+    <w:abstractNumId w:val="16"/>
   </w:num>
   <w:num w:numId="3" w16cid:durableId="1716588307">
-    <w:abstractNumId w:val="14"/>
+    <w:abstractNumId w:val="16"/>
   </w:num>
   <w:num w:numId="4" w16cid:durableId="1651707958">
+    <w:abstractNumId w:val="17"/>
+  </w:num>
+  <w:num w:numId="5" w16cid:durableId="43992610">
+    <w:abstractNumId w:val="12"/>
+  </w:num>
+  <w:num w:numId="6" w16cid:durableId="1992832398">
+    <w:abstractNumId w:val="5"/>
+  </w:num>
+  <w:num w:numId="7" w16cid:durableId="507327885">
+    <w:abstractNumId w:val="8"/>
+  </w:num>
+  <w:num w:numId="8" w16cid:durableId="690031441">
     <w:abstractNumId w:val="15"/>
   </w:num>
-  <w:num w:numId="5" w16cid:durableId="43992610">
+  <w:num w:numId="9" w16cid:durableId="148257460">
+    <w:abstractNumId w:val="3"/>
+  </w:num>
+  <w:num w:numId="10" w16cid:durableId="1226331344">
+    <w:abstractNumId w:val="9"/>
+  </w:num>
+  <w:num w:numId="11" w16cid:durableId="1298294835">
     <w:abstractNumId w:val="11"/>
   </w:num>
-  <w:num w:numId="6" w16cid:durableId="1992832398">
+  <w:num w:numId="12" w16cid:durableId="2123067470">
+    <w:abstractNumId w:val="6"/>
+  </w:num>
+  <w:num w:numId="13" w16cid:durableId="1353605061">
+    <w:abstractNumId w:val="13"/>
+  </w:num>
+  <w:num w:numId="14" w16cid:durableId="2088575726">
+    <w:abstractNumId w:val="10"/>
+  </w:num>
+  <w:num w:numId="15" w16cid:durableId="1200505940">
     <w:abstractNumId w:val="4"/>
   </w:num>
-  <w:num w:numId="7" w16cid:durableId="507327885">
+  <w:num w:numId="16" w16cid:durableId="538320518">
     <w:abstractNumId w:val="7"/>
-  </w:num>
-  <w:num w:numId="8" w16cid:durableId="690031441">
-    <w:abstractNumId w:val="13"/>
-  </w:num>
-  <w:num w:numId="9" w16cid:durableId="148257460">
-    <w:abstractNumId w:val="2"/>
-  </w:num>
-  <w:num w:numId="10" w16cid:durableId="1226331344">
-    <w:abstractNumId w:val="8"/>
-  </w:num>
-  <w:num w:numId="11" w16cid:durableId="1298294835">
-    <w:abstractNumId w:val="10"/>
-  </w:num>
-  <w:num w:numId="12" w16cid:durableId="2123067470">
-    <w:abstractNumId w:val="5"/>
-  </w:num>
-  <w:num w:numId="13" w16cid:durableId="1353605061">
-    <w:abstractNumId w:val="12"/>
-  </w:num>
-  <w:num w:numId="14" w16cid:durableId="2088575726">
-    <w:abstractNumId w:val="9"/>
-  </w:num>
-  <w:num w:numId="15" w16cid:durableId="1200505940">
-    <w:abstractNumId w:val="3"/>
-  </w:num>
-  <w:num w:numId="16" w16cid:durableId="538320518">
-    <w:abstractNumId w:val="6"/>
   </w:num>
   <w:num w:numId="17" w16cid:durableId="1010136411">
     <w:abstractNumId w:val="0"/>
+  </w:num>
+  <w:num w:numId="18" w16cid:durableId="460657839">
+    <w:abstractNumId w:val="1"/>
+  </w:num>
+  <w:num w:numId="19" w16cid:durableId="830682431">
+    <w:abstractNumId w:val="14"/>
   </w:num>
 </w:numbering>
 </file>
